--- a/00-首页/题组Word/习题书/教师版/第四篇-元素与分析/1-化学基础与计量.docx
+++ b/00-首页/题组Word/习题书/教师版/第四篇-元素与分析/1-化学基础与计量.docx
@@ -2,240 +2,7 @@
 <file path=word/document.xml><?xml version="1.0" encoding="utf-8"?>
 <w:document xmlns:w="http://schemas.openxmlformats.org/wordprocessingml/2006/main" xmlns:m="http://schemas.openxmlformats.org/officeDocument/2006/math" xmlns:r="http://schemas.openxmlformats.org/officeDocument/2006/relationships" xmlns:o="urn:schemas-microsoft-com:office:office" xmlns:v="urn:schemas-microsoft-com:vml" xmlns:w10="urn:schemas-microsoft-com:office:word" xmlns:a="http://schemas.openxmlformats.org/drawingml/2006/main" xmlns:pic="http://schemas.openxmlformats.org/drawingml/2006/picture" xmlns:wp="http://schemas.openxmlformats.org/drawingml/2006/wordprocessingDrawing">
   <w:body>
-    <w:bookmarkStart w:id="67" w:name="第-1-章-化学基础与计量"/>
-    <w:p>
-      <w:pPr>
-        <w:spacing w:after="1800" w:before="1200" w:line="276" w:lineRule="auto"/>
-        <w:jc w:val="center"/>
-      </w:pPr>
-    </w:p>
-    <w:p>
-      <w:pPr>
-        <w:spacing w:after="320" w:before="0" w:line="276" w:lineRule="auto"/>
-        <w:jc w:val="center"/>
-      </w:pPr>
-      <w:r>
-        <w:rPr>
-          <w:rFonts w:ascii="Times New Roman" w:hAnsi="Times New Roman" w:eastAsia="SimHei" w:cs="Times New Roman"/>
-          <w:b/>
-          <w:color w:val="17324D"/>
-          <w:sz w:val="64"/>
-        </w:rPr>
-        <w:t>化学竞赛习题册</w:t>
-      </w:r>
-    </w:p>
-    <w:p>
-      <w:pPr>
-        <w:spacing w:after="120" w:before="0" w:line="276" w:lineRule="auto"/>
-        <w:jc w:val="center"/>
-      </w:pPr>
-      <w:r>
-        <w:rPr>
-          <w:rFonts w:ascii="Times New Roman" w:hAnsi="Times New Roman" w:eastAsia="SimHei" w:cs="Times New Roman"/>
-          <w:b w:val="0"/>
-          <w:color w:val="5B6975"/>
-          <w:sz w:val="32"/>
-        </w:rPr>
-        <w:t>第四篇</w:t>
-      </w:r>
-      <w:r>
-        <w:rPr>
-          <w:rFonts w:ascii="Times New Roman" w:hAnsi="Times New Roman" w:eastAsia="Times New Roman" w:cs="Times New Roman"/>
-          <w:b w:val="0"/>
-          <w:color w:val="5B6975"/>
-          <w:sz w:val="32"/>
-        </w:rPr>
-        <w:t xml:space="preserve"> </w:t>
-      </w:r>
-      <w:r>
-        <w:rPr>
-          <w:rFonts w:ascii="Times New Roman" w:hAnsi="Times New Roman" w:eastAsia="SimHei" w:cs="Times New Roman"/>
-          <w:b w:val="0"/>
-          <w:color w:val="5B6975"/>
-          <w:sz w:val="32"/>
-        </w:rPr>
-        <w:t>元素与分析</w:t>
-      </w:r>
-    </w:p>
-    <w:p>
-      <w:pPr>
-        <w:spacing w:after="600" w:before="0" w:line="276" w:lineRule="auto"/>
-        <w:jc w:val="center"/>
-      </w:pPr>
-      <w:r>
-        <w:rPr>
-          <w:rFonts w:ascii="Times New Roman" w:hAnsi="Times New Roman" w:eastAsia="SimHei" w:cs="Times New Roman"/>
-          <w:b/>
-          <w:color w:val="17324D"/>
-          <w:sz w:val="44"/>
-        </w:rPr>
-        <w:t>第</w:t>
-      </w:r>
-      <w:r>
-        <w:rPr>
-          <w:rFonts w:ascii="Times New Roman" w:hAnsi="Times New Roman" w:eastAsia="Times New Roman" w:cs="Times New Roman"/>
-          <w:b/>
-          <w:color w:val="17324D"/>
-          <w:sz w:val="44"/>
-        </w:rPr>
-        <w:t xml:space="preserve"> 1 </w:t>
-      </w:r>
-      <w:r>
-        <w:rPr>
-          <w:rFonts w:ascii="Times New Roman" w:hAnsi="Times New Roman" w:eastAsia="SimHei" w:cs="Times New Roman"/>
-          <w:b/>
-          <w:color w:val="17324D"/>
-          <w:sz w:val="44"/>
-        </w:rPr>
-        <w:t>章</w:t>
-      </w:r>
-      <w:r>
-        <w:rPr>
-          <w:rFonts w:ascii="Times New Roman" w:hAnsi="Times New Roman" w:eastAsia="Times New Roman" w:cs="Times New Roman"/>
-          <w:b/>
-          <w:color w:val="17324D"/>
-          <w:sz w:val="44"/>
-        </w:rPr>
-        <w:t xml:space="preserve"> </w:t>
-      </w:r>
-      <w:r>
-        <w:rPr>
-          <w:rFonts w:ascii="Times New Roman" w:hAnsi="Times New Roman" w:eastAsia="SimHei" w:cs="Times New Roman"/>
-          <w:b/>
-          <w:color w:val="17324D"/>
-          <w:sz w:val="44"/>
-        </w:rPr>
-        <w:t>化学基础与计量</w:t>
-      </w:r>
-    </w:p>
-    <w:p>
-      <w:pPr>
-        <w:spacing w:after="600" w:before="120" w:line="276" w:lineRule="auto"/>
-        <w:jc w:val="center"/>
-        <w:pBdr>
-          <w:bottom w:val="single" w:sz="8" w:space="4" w:color="4A6577"/>
-        </w:pBdr>
-      </w:pPr>
-    </w:p>
-    <w:p>
-      <w:pPr>
-        <w:spacing w:after="160" w:before="0" w:line="276" w:lineRule="auto"/>
-        <w:jc w:val="center"/>
-      </w:pPr>
-      <w:r>
-        <w:rPr>
-          <w:rFonts w:ascii="Times New Roman" w:hAnsi="Times New Roman" w:eastAsia="FangSong" w:cs="Times New Roman"/>
-          <w:b w:val="0"/>
-          <w:color w:val="5B6975"/>
-          <w:sz w:val="24"/>
-        </w:rPr>
-        <w:t>题量</w:t>
-      </w:r>
-      <w:r>
-        <w:rPr>
-          <w:rFonts w:ascii="Times New Roman" w:hAnsi="Times New Roman" w:eastAsia="Times New Roman" w:cs="Times New Roman"/>
-          <w:b w:val="0"/>
-          <w:color w:val="5B6975"/>
-          <w:sz w:val="24"/>
-        </w:rPr>
-        <w:t>：26</w:t>
-      </w:r>
-    </w:p>
-    <w:p>
-      <w:pPr>
-        <w:spacing w:after="160" w:before="0" w:line="276" w:lineRule="auto"/>
-        <w:jc w:val="center"/>
-      </w:pPr>
-      <w:r>
-        <w:rPr>
-          <w:rFonts w:ascii="Times New Roman" w:hAnsi="Times New Roman" w:eastAsia="FangSong" w:cs="Times New Roman"/>
-          <w:b w:val="0"/>
-          <w:color w:val="5B6975"/>
-          <w:sz w:val="24"/>
-        </w:rPr>
-        <w:t>版本</w:t>
-      </w:r>
-      <w:r>
-        <w:rPr>
-          <w:rFonts w:ascii="Times New Roman" w:hAnsi="Times New Roman" w:eastAsia="Times New Roman" w:cs="Times New Roman"/>
-          <w:b w:val="0"/>
-          <w:color w:val="5B6975"/>
-          <w:sz w:val="24"/>
-        </w:rPr>
-        <w:t>：</w:t>
-      </w:r>
-      <w:r>
-        <w:rPr>
-          <w:rFonts w:ascii="Times New Roman" w:hAnsi="Times New Roman" w:eastAsia="FangSong" w:cs="Times New Roman"/>
-          <w:b w:val="0"/>
-          <w:color w:val="5B6975"/>
-          <w:sz w:val="24"/>
-        </w:rPr>
-        <w:t>教师版</w:t>
-      </w:r>
-      <w:r>
-        <w:rPr>
-          <w:rFonts w:ascii="Times New Roman" w:hAnsi="Times New Roman" w:eastAsia="Times New Roman" w:cs="Times New Roman"/>
-          <w:b w:val="0"/>
-          <w:color w:val="5B6975"/>
-          <w:sz w:val="24"/>
-        </w:rPr>
-        <w:t>（</w:t>
-      </w:r>
-      <w:r>
-        <w:rPr>
-          <w:rFonts w:ascii="Times New Roman" w:hAnsi="Times New Roman" w:eastAsia="FangSong" w:cs="Times New Roman"/>
-          <w:b w:val="0"/>
-          <w:color w:val="5B6975"/>
-          <w:sz w:val="24"/>
-        </w:rPr>
-        <w:t>含答案</w:t>
-      </w:r>
-      <w:r>
-        <w:rPr>
-          <w:rFonts w:ascii="Times New Roman" w:hAnsi="Times New Roman" w:eastAsia="Times New Roman" w:cs="Times New Roman"/>
-          <w:b w:val="0"/>
-          <w:color w:val="5B6975"/>
-          <w:sz w:val="24"/>
-        </w:rPr>
-        <w:t>）</w:t>
-      </w:r>
-    </w:p>
-    <w:p>
-      <w:pPr>
-        <w:spacing w:after="160" w:before="0" w:line="276" w:lineRule="auto"/>
-        <w:jc w:val="center"/>
-      </w:pPr>
-      <w:r>
-        <w:rPr>
-          <w:rFonts w:ascii="Times New Roman" w:hAnsi="Times New Roman" w:eastAsia="FangSong" w:cs="Times New Roman"/>
-          <w:b w:val="0"/>
-          <w:color w:val="5B6975"/>
-          <w:sz w:val="24"/>
-        </w:rPr>
-        <w:t>日期</w:t>
-      </w:r>
-      <w:r>
-        <w:rPr>
-          <w:rFonts w:ascii="Times New Roman" w:hAnsi="Times New Roman" w:eastAsia="Times New Roman" w:cs="Times New Roman"/>
-          <w:b w:val="0"/>
-          <w:color w:val="5B6975"/>
-          <w:sz w:val="24"/>
-        </w:rPr>
-        <w:t>：2026-09-06</w:t>
-      </w:r>
-    </w:p>
-    <w:p>
-      <w:pPr>
-        <w:jc w:val="center"/>
-      </w:pPr>
-      <w:r>
-        <w:rPr>
-          <w:rFonts w:ascii="Times New Roman" w:hAnsi="Times New Roman" w:eastAsia="Times New Roman" w:cs="Times New Roman"/>
-        </w:rPr>
-        <w:br w:type="page"/>
-      </w:r>
-    </w:p>
+    <w:bookmarkStart w:id="69" w:name="第-1-章-化学基础与计量"/>
     <w:p>
       <w:pPr>
         <w:pStyle w:val="Heading1"/>
@@ -21497,7 +21264,7 @@
       </w:r>
     </w:p>
     <w:bookmarkEnd w:id="34"/>
-    <w:bookmarkStart w:id="39" w:name="反钙钛矿m摩尔质量第27届初赛"/>
+    <w:bookmarkStart w:id="35" w:name="一分册-测3-7"/>
     <w:p>
       <w:pPr>
         <w:pStyle w:val="Heading2"/>
@@ -21508,6 +21275,1257 @@
           <w:rFonts w:ascii="Times New Roman" w:hAnsi="Times New Roman" w:eastAsia="Times New Roman" w:cs="Times New Roman"/>
         </w:rPr>
         <w:t xml:space="preserve">1.17 </w:t>
+      </w:r>
+      <w:r>
+        <w:rPr>
+          <w:rFonts w:hint="eastAsia" w:ascii="Times New Roman" w:hAnsi="Times New Roman" w:eastAsia="SimHei" w:cs="Times New Roman"/>
+        </w:rPr>
+        <w:t>一分册</w:t>
+      </w:r>
+      <w:r>
+        <w:rPr>
+          <w:rFonts w:hint="eastAsia" w:ascii="Times New Roman" w:hAnsi="Times New Roman" w:eastAsia="Times New Roman" w:cs="Times New Roman"/>
+        </w:rPr>
+        <w:t>-</w:t>
+      </w:r>
+      <w:r>
+        <w:rPr>
+          <w:rFonts w:hint="eastAsia" w:ascii="Times New Roman" w:hAnsi="Times New Roman" w:eastAsia="SimHei" w:cs="Times New Roman"/>
+        </w:rPr>
+        <w:t>测</w:t>
+      </w:r>
+      <w:r>
+        <w:rPr>
+          <w:rFonts w:hint="eastAsia" w:ascii="Times New Roman" w:hAnsi="Times New Roman" w:eastAsia="Times New Roman" w:cs="Times New Roman"/>
+        </w:rPr>
+        <w:t>3-7</w:t>
+      </w:r>
+    </w:p>
+    <w:p>
+      <w:pPr>
+        <w:pStyle w:val="Compact"/>
+        <w:numPr>
+          <w:ilvl w:val="0"/>
+          <w:numId w:val="1004"/>
+        </w:numPr>
+      </w:pPr>
+      <w:r>
+        <w:rPr>
+          <w:rFonts w:hint="eastAsia" w:ascii="Times New Roman" w:hAnsi="Times New Roman" w:eastAsia="FangSong" w:cs="Times New Roman"/>
+        </w:rPr>
+        <w:t xml:space="preserve">物质的量为</w:t>
+      </w:r>
+      <w:r>
+        <w:rPr>
+          <w:rFonts w:ascii="Times New Roman" w:hAnsi="Times New Roman" w:eastAsia="Times New Roman" w:cs="Times New Roman"/>
+        </w:rPr>
+        <w:t xml:space="preserve"> 0.10 mol </w:t>
+      </w:r>
+      <w:r>
+        <w:rPr>
+          <w:rFonts w:hint="eastAsia" w:ascii="Times New Roman" w:hAnsi="Times New Roman" w:eastAsia="FangSong" w:cs="Times New Roman"/>
+        </w:rPr>
+        <w:t xml:space="preserve">的镁条在只含有</w:t>
+      </w:r>
+      <w:r>
+        <w:rPr>
+          <w:rFonts w:ascii="Times New Roman" w:hAnsi="Times New Roman" w:eastAsia="Times New Roman" w:cs="Times New Roman"/>
+        </w:rPr>
+        <w:t xml:space="preserve"> CO</w:t>
+      </w:r>
+      <w:r>
+        <w:rPr>
+          <w:rFonts w:ascii="Times New Roman" w:hAnsi="Times New Roman" w:eastAsia="Times New Roman" w:cs="Times New Roman"/>
+          <w:vertAlign w:val="subscript"/>
+        </w:rPr>
+        <w:t>2</w:t>
+      </w:r>
+      <w:r>
+        <w:rPr>
+          <w:rFonts w:ascii="Times New Roman" w:hAnsi="Times New Roman" w:eastAsia="Times New Roman" w:cs="Times New Roman"/>
+        </w:rPr>
+        <w:t xml:space="preserve"> </w:t>
+      </w:r>
+      <w:r>
+        <w:rPr>
+          <w:rFonts w:hint="eastAsia" w:ascii="Times New Roman" w:hAnsi="Times New Roman" w:eastAsia="FangSong" w:cs="Times New Roman"/>
+        </w:rPr>
+        <w:t xml:space="preserve">和</w:t>
+      </w:r>
+      <w:r>
+        <w:rPr>
+          <w:rFonts w:ascii="Times New Roman" w:hAnsi="Times New Roman" w:eastAsia="Times New Roman" w:cs="Times New Roman"/>
+        </w:rPr>
+        <w:t xml:space="preserve"> O</w:t>
+      </w:r>
+      <w:r>
+        <w:rPr>
+          <w:rFonts w:ascii="Times New Roman" w:hAnsi="Times New Roman" w:eastAsia="Times New Roman" w:cs="Times New Roman"/>
+          <w:vertAlign w:val="subscript"/>
+        </w:rPr>
+        <w:t>2</w:t>
+      </w:r>
+      <w:r>
+        <w:rPr>
+          <w:rFonts w:ascii="Times New Roman" w:hAnsi="Times New Roman" w:eastAsia="Times New Roman" w:cs="Times New Roman"/>
+        </w:rPr>
+        <w:t xml:space="preserve"> </w:t>
+      </w:r>
+      <w:r>
+        <w:rPr>
+          <w:rFonts w:hint="eastAsia" w:ascii="Times New Roman" w:hAnsi="Times New Roman" w:eastAsia="FangSong" w:cs="Times New Roman"/>
+        </w:rPr>
+        <w:t>混合气体的容器中燃烧</w:t>
+      </w:r>
+      <w:r>
+        <w:rPr>
+          <w:rFonts w:hint="eastAsia" w:ascii="Times New Roman" w:hAnsi="Times New Roman" w:eastAsia="Times New Roman" w:cs="Times New Roman"/>
+        </w:rPr>
+        <w:t>（</w:t>
+      </w:r>
+      <w:r>
+        <w:rPr>
+          <w:rFonts w:hint="eastAsia" w:ascii="Times New Roman" w:hAnsi="Times New Roman" w:eastAsia="FangSong" w:cs="Times New Roman"/>
+        </w:rPr>
+        <w:t>产物不含碳酸镁</w:t>
+      </w:r>
+      <w:r>
+        <w:rPr>
+          <w:rFonts w:hint="eastAsia" w:ascii="Times New Roman" w:hAnsi="Times New Roman" w:eastAsia="Times New Roman" w:cs="Times New Roman"/>
+        </w:rPr>
+        <w:t>），</w:t>
+      </w:r>
+      <w:r>
+        <w:rPr>
+          <w:rFonts w:hint="eastAsia" w:ascii="Times New Roman" w:hAnsi="Times New Roman" w:eastAsia="FangSong" w:cs="Times New Roman"/>
+        </w:rPr>
+        <w:t>反应后容器内固体物质的质量不可能为</w:t>
+      </w:r>
+      <w:r>
+        <w:rPr>
+          <w:rFonts w:hint="eastAsia" w:ascii="Times New Roman" w:hAnsi="Times New Roman" w:eastAsia="Times New Roman" w:cs="Times New Roman"/>
+        </w:rPr>
+        <w:t>（</w:t>
+      </w:r>
+      <w:r>
+        <w:rPr>
+          <w:rFonts w:ascii="Times New Roman" w:hAnsi="Times New Roman" w:eastAsia="Times New Roman" w:cs="Times New Roman"/>
+        </w:rPr>
+        <w:t xml:space="preserve"> </w:t>
+      </w:r>
+      <w:r>
+        <w:rPr>
+          <w:rFonts w:hint="eastAsia" w:ascii="Times New Roman" w:hAnsi="Times New Roman" w:eastAsia="Times New Roman" w:cs="Times New Roman"/>
+        </w:rPr>
+        <w:t xml:space="preserve">）。</w:t>
+      </w:r>
+    </w:p>
+    <w:p>
+      <w:pPr>
+        <w:pStyle w:val="FirstParagraph"/>
+      </w:pPr>
+      <w:r>
+        <w:rPr>
+          <w:rFonts w:ascii="Times New Roman" w:hAnsi="Times New Roman" w:eastAsia="Times New Roman" w:cs="Times New Roman"/>
+        </w:rPr>
+        <w:t xml:space="preserve">A. 3.2 g　B. 4.0 g　C. 4.2 g　D. 4.6 g</w:t>
+      </w:r>
+    </w:p>
+    <w:p>
+      <w:pPr>
+        <w:pStyle w:val="BodyText"/>
+      </w:pPr>
+      <w:r>
+        <w:rPr>
+          <w:rFonts w:ascii="Times New Roman" w:hAnsi="Times New Roman" w:eastAsia="Times New Roman" w:cs="Times New Roman"/>
+        </w:rPr>
+        <w:t xml:space="preserve">📖 </w:t>
+      </w:r>
+      <w:r>
+        <w:rPr>
+          <w:rFonts w:hint="eastAsia" w:ascii="Times New Roman" w:hAnsi="Times New Roman" w:eastAsia="FangSong" w:cs="Times New Roman"/>
+        </w:rPr>
+        <w:t xml:space="preserve">查看答案</w:t>
+      </w:r>
+    </w:p>
+    <w:p>
+      <w:pPr>
+        <w:pStyle w:val="BodyText"/>
+      </w:pPr>
+      <w:r>
+        <w:rPr>
+          <w:rFonts w:ascii="Times New Roman" w:hAnsi="Times New Roman" w:eastAsia="Times New Roman" w:cs="Times New Roman"/>
+        </w:rPr>
+        <w:t xml:space="preserve">D</w:t>
+      </w:r>
+    </w:p>
+    <w:p>
+      <w:pPr>
+        <w:pStyle w:val="BodyText"/>
+      </w:pPr>
+      <w:r>
+        <w:rPr>
+          <w:rFonts w:hint="eastAsia" w:ascii="Times New Roman" w:hAnsi="Times New Roman" w:eastAsia="FangSong" w:cs="Times New Roman"/>
+        </w:rPr>
+        <w:t>本题考查反应的竞争关系和极端假设法</w:t>
+      </w:r>
+      <w:r>
+        <w:rPr>
+          <w:rFonts w:hint="eastAsia" w:ascii="Times New Roman" w:hAnsi="Times New Roman" w:eastAsia="Times New Roman" w:cs="Times New Roman"/>
+        </w:rPr>
+        <w:t>。</w:t>
+      </w:r>
+      <w:r>
+        <w:rPr>
+          <w:rFonts w:hint="eastAsia" w:ascii="Times New Roman" w:hAnsi="Times New Roman" w:eastAsia="FangSong" w:cs="Times New Roman"/>
+        </w:rPr>
+        <w:t>由于</w:t>
+      </w:r>
+      <w:r>
+        <w:rPr>
+          <w:rFonts w:ascii="Times New Roman" w:hAnsi="Times New Roman" w:eastAsia="Times New Roman" w:cs="Times New Roman"/>
+        </w:rPr>
+        <w:t xml:space="preserve"> O</w:t>
+      </w:r>
+      <w:r>
+        <w:rPr>
+          <w:rFonts w:ascii="Times New Roman" w:hAnsi="Times New Roman" w:eastAsia="Times New Roman" w:cs="Times New Roman"/>
+          <w:vertAlign w:val="subscript"/>
+        </w:rPr>
+        <w:t>2</w:t>
+      </w:r>
+      <w:r>
+        <w:rPr>
+          <w:rFonts w:ascii="Times New Roman" w:hAnsi="Times New Roman" w:eastAsia="Times New Roman" w:cs="Times New Roman"/>
+        </w:rPr>
+        <w:t xml:space="preserve"> </w:t>
+      </w:r>
+      <w:r>
+        <w:rPr>
+          <w:rFonts w:hint="eastAsia" w:ascii="Times New Roman" w:hAnsi="Times New Roman" w:eastAsia="FangSong" w:cs="Times New Roman"/>
+        </w:rPr>
+        <w:t xml:space="preserve">的氧化性强于</w:t>
+      </w:r>
+      <w:r>
+        <w:rPr>
+          <w:rFonts w:ascii="Times New Roman" w:hAnsi="Times New Roman" w:eastAsia="Times New Roman" w:cs="Times New Roman"/>
+        </w:rPr>
+        <w:t xml:space="preserve"> </w:t>
+      </w:r>
+      <w:r>
+        <w:rPr>
+          <w:rFonts w:hint="eastAsia" w:ascii="Times New Roman" w:hAnsi="Times New Roman" w:eastAsia="Times New Roman" w:cs="Times New Roman"/>
+        </w:rPr>
+        <w:t>CO</w:t>
+      </w:r>
+      <w:r>
+        <w:rPr>
+          <w:rFonts w:hint="eastAsia" w:ascii="Times New Roman" w:hAnsi="Times New Roman" w:eastAsia="Times New Roman" w:cs="Times New Roman"/>
+          <w:vertAlign w:val="subscript"/>
+        </w:rPr>
+        <w:t>2</w:t>
+      </w:r>
+      <w:r>
+        <w:rPr>
+          <w:rFonts w:hint="eastAsia" w:ascii="Times New Roman" w:hAnsi="Times New Roman" w:eastAsia="Times New Roman" w:cs="Times New Roman"/>
+        </w:rPr>
+        <w:t>，</w:t>
+      </w:r>
+      <w:r>
+        <w:rPr>
+          <w:rFonts w:hint="eastAsia" w:ascii="Times New Roman" w:hAnsi="Times New Roman" w:eastAsia="FangSong" w:cs="Times New Roman"/>
+        </w:rPr>
+        <w:t>故</w:t>
+      </w:r>
+      <w:r>
+        <w:rPr>
+          <w:rFonts w:ascii="Times New Roman" w:hAnsi="Times New Roman" w:eastAsia="Times New Roman" w:cs="Times New Roman"/>
+        </w:rPr>
+        <w:t xml:space="preserve"> Mg </w:t>
+      </w:r>
+      <w:r>
+        <w:rPr>
+          <w:rFonts w:hint="eastAsia" w:ascii="Times New Roman" w:hAnsi="Times New Roman" w:eastAsia="FangSong" w:cs="Times New Roman"/>
+        </w:rPr>
+        <w:t xml:space="preserve">先与</w:t>
+      </w:r>
+      <w:r>
+        <w:rPr>
+          <w:rFonts w:ascii="Times New Roman" w:hAnsi="Times New Roman" w:eastAsia="Times New Roman" w:cs="Times New Roman"/>
+        </w:rPr>
+        <w:t xml:space="preserve"> O</w:t>
+      </w:r>
+      <w:r>
+        <w:rPr>
+          <w:rFonts w:ascii="Times New Roman" w:hAnsi="Times New Roman" w:eastAsia="Times New Roman" w:cs="Times New Roman"/>
+          <w:vertAlign w:val="subscript"/>
+        </w:rPr>
+        <w:t>2</w:t>
+      </w:r>
+      <w:r>
+        <w:rPr>
+          <w:rFonts w:ascii="Times New Roman" w:hAnsi="Times New Roman" w:eastAsia="Times New Roman" w:cs="Times New Roman"/>
+        </w:rPr>
+        <w:t xml:space="preserve"> </w:t>
+      </w:r>
+      <w:r>
+        <w:rPr>
+          <w:rFonts w:hint="eastAsia" w:ascii="Times New Roman" w:hAnsi="Times New Roman" w:eastAsia="FangSong" w:cs="Times New Roman"/>
+        </w:rPr>
+        <w:t>反应</w:t>
+      </w:r>
+      <w:r>
+        <w:rPr>
+          <w:rFonts w:hint="eastAsia" w:ascii="Times New Roman" w:hAnsi="Times New Roman" w:eastAsia="Times New Roman" w:cs="Times New Roman"/>
+        </w:rPr>
+        <w:t>。</w:t>
+      </w:r>
+      <w:r>
+        <w:rPr>
+          <w:rFonts w:hint="eastAsia" w:ascii="Times New Roman" w:hAnsi="Times New Roman" w:eastAsia="FangSong" w:cs="Times New Roman"/>
+        </w:rPr>
+        <w:t>或用假设法进行确定</w:t>
+      </w:r>
+      <w:r>
+        <w:rPr>
+          <w:rFonts w:hint="eastAsia" w:ascii="Times New Roman" w:hAnsi="Times New Roman" w:eastAsia="Times New Roman" w:cs="Times New Roman"/>
+        </w:rPr>
+        <w:t>：</w:t>
+      </w:r>
+      <w:r>
+        <w:rPr>
+          <w:rFonts w:hint="eastAsia" w:ascii="Times New Roman" w:hAnsi="Times New Roman" w:eastAsia="FangSong" w:cs="Times New Roman"/>
+        </w:rPr>
+        <w:t>假设</w:t>
+      </w:r>
+      <w:r>
+        <w:rPr>
+          <w:rFonts w:ascii="Times New Roman" w:hAnsi="Times New Roman" w:eastAsia="Times New Roman" w:cs="Times New Roman"/>
+        </w:rPr>
+        <w:t xml:space="preserve"> Mg </w:t>
+      </w:r>
+      <w:r>
+        <w:rPr>
+          <w:rFonts w:hint="eastAsia" w:ascii="Times New Roman" w:hAnsi="Times New Roman" w:eastAsia="FangSong" w:cs="Times New Roman"/>
+        </w:rPr>
+        <w:t xml:space="preserve">先与</w:t>
+      </w:r>
+      <w:r>
+        <w:rPr>
+          <w:rFonts w:ascii="Times New Roman" w:hAnsi="Times New Roman" w:eastAsia="Times New Roman" w:cs="Times New Roman"/>
+        </w:rPr>
+        <w:t xml:space="preserve"> CO</w:t>
+      </w:r>
+      <w:r>
+        <w:rPr>
+          <w:rFonts w:ascii="Times New Roman" w:hAnsi="Times New Roman" w:eastAsia="Times New Roman" w:cs="Times New Roman"/>
+          <w:vertAlign w:val="subscript"/>
+        </w:rPr>
+        <w:t>2</w:t>
+      </w:r>
+      <w:r>
+        <w:rPr>
+          <w:rFonts w:ascii="Times New Roman" w:hAnsi="Times New Roman" w:eastAsia="Times New Roman" w:cs="Times New Roman"/>
+        </w:rPr>
+        <w:t xml:space="preserve"> </w:t>
+      </w:r>
+      <w:r>
+        <w:rPr>
+          <w:rFonts w:hint="eastAsia" w:ascii="Times New Roman" w:hAnsi="Times New Roman" w:eastAsia="FangSong" w:cs="Times New Roman"/>
+        </w:rPr>
+        <w:t>反应</w:t>
+      </w:r>
+      <w:r>
+        <w:rPr>
+          <w:rFonts w:hint="eastAsia" w:ascii="Times New Roman" w:hAnsi="Times New Roman" w:eastAsia="Times New Roman" w:cs="Times New Roman"/>
+        </w:rPr>
+        <w:t>，</w:t>
+      </w:r>
+      <w:r>
+        <w:rPr>
+          <w:rFonts w:hint="eastAsia" w:ascii="Times New Roman" w:hAnsi="Times New Roman" w:eastAsia="FangSong" w:cs="Times New Roman"/>
+        </w:rPr>
+        <w:t>则</w:t>
+      </w:r>
+      <w:r>
+        <w:rPr>
+          <w:rFonts w:ascii="Times New Roman" w:hAnsi="Times New Roman" w:eastAsia="Times New Roman" w:cs="Times New Roman"/>
+        </w:rPr>
+        <w:t xml:space="preserve"> </w:t>
+      </w:r>
+      <m:oMath>
+        <m:oMathPr>
+          <m:ctrlPr>
+            <w:rPr>
+              <w:sz w:val="28"/>
+              <w:szCs w:val="28"/>
+            </w:rPr>
+          </m:ctrlPr>
+        </m:oMathPr>
+        <m:r>
+          <m:t>2</m:t>
+        </m:r>
+        <m:r>
+          <m:rPr>
+            <m:sty m:val="p"/>
+          </m:rPr>
+          <m:t>M</m:t>
+        </m:r>
+        <m:r>
+          <m:rPr>
+            <m:sty m:val="p"/>
+          </m:rPr>
+          <m:t>g</m:t>
+        </m:r>
+        <m:r>
+          <m:rPr>
+            <m:sty m:val="p"/>
+          </m:rPr>
+          <m:t>+</m:t>
+        </m:r>
+        <m:sSub>
+          <m:e>
+            <m:r>
+              <m:rPr>
+                <m:sty m:val="p"/>
+              </m:rPr>
+              <m:t>C</m:t>
+            </m:r>
+            <m:r>
+              <m:rPr>
+                <m:sty m:val="p"/>
+              </m:rPr>
+              <m:t>O</m:t>
+            </m:r>
+          </m:e>
+          <m:sub>
+            <m:r>
+              <m:t>2</m:t>
+            </m:r>
+          </m:sub>
+        </m:sSub>
+        <m:limUpp>
+          <m:e>
+            <m:r>
+              <m:rPr>
+                <m:sty m:val="p"/>
+              </m:rPr>
+              <m:t>→</m:t>
+            </m:r>
+          </m:e>
+          <m:lim>
+            <m:r>
+              <m:rPr>
+                <m:nor/>
+                <m:sty m:val="p"/>
+              </m:rPr>
+              <m:t>点燃</m:t>
+            </m:r>
+          </m:lim>
+        </m:limUpp>
+        <m:r>
+          <m:t>2</m:t>
+        </m:r>
+        <m:r>
+          <m:rPr>
+            <m:sty m:val="p"/>
+          </m:rPr>
+          <m:t>M</m:t>
+        </m:r>
+        <m:r>
+          <m:rPr>
+            <m:sty m:val="p"/>
+          </m:rPr>
+          <m:t>g</m:t>
+        </m:r>
+        <m:r>
+          <m:rPr>
+            <m:sty m:val="p"/>
+          </m:rPr>
+          <m:t>O</m:t>
+        </m:r>
+        <m:r>
+          <m:rPr>
+            <m:sty m:val="p"/>
+          </m:rPr>
+          <m:t>+</m:t>
+        </m:r>
+        <m:r>
+          <m:rPr>
+            <m:sty m:val="p"/>
+          </m:rPr>
+          <m:t>C</m:t>
+        </m:r>
+      </m:oMath>
+      <w:r>
+        <w:rPr>
+          <w:rFonts w:hint="eastAsia" w:ascii="Times New Roman" w:hAnsi="Times New Roman" w:eastAsia="Times New Roman" w:cs="Times New Roman"/>
+        </w:rPr>
+        <w:t>；</w:t>
+      </w:r>
+      <w:r>
+        <w:rPr>
+          <w:rFonts w:hint="eastAsia" w:ascii="Times New Roman" w:hAnsi="Times New Roman" w:eastAsia="FangSong" w:cs="Times New Roman"/>
+        </w:rPr>
+        <w:t>而</w:t>
+      </w:r>
+      <w:r>
+        <w:rPr>
+          <w:rFonts w:ascii="Times New Roman" w:hAnsi="Times New Roman" w:eastAsia="Times New Roman" w:cs="Times New Roman"/>
+        </w:rPr>
+        <w:t xml:space="preserve"> C </w:t>
+      </w:r>
+      <w:r>
+        <w:rPr>
+          <w:rFonts w:hint="eastAsia" w:ascii="Times New Roman" w:hAnsi="Times New Roman" w:eastAsia="FangSong" w:cs="Times New Roman"/>
+        </w:rPr>
+        <w:t xml:space="preserve">又会与</w:t>
+      </w:r>
+      <w:r>
+        <w:rPr>
+          <w:rFonts w:ascii="Times New Roman" w:hAnsi="Times New Roman" w:eastAsia="Times New Roman" w:cs="Times New Roman"/>
+        </w:rPr>
+        <w:t xml:space="preserve"> O</w:t>
+      </w:r>
+      <w:r>
+        <w:rPr>
+          <w:rFonts w:ascii="Times New Roman" w:hAnsi="Times New Roman" w:eastAsia="Times New Roman" w:cs="Times New Roman"/>
+          <w:vertAlign w:val="subscript"/>
+        </w:rPr>
+        <w:t>2</w:t>
+      </w:r>
+      <w:r>
+        <w:rPr>
+          <w:rFonts w:ascii="Times New Roman" w:hAnsi="Times New Roman" w:eastAsia="Times New Roman" w:cs="Times New Roman"/>
+        </w:rPr>
+        <w:t xml:space="preserve"> </w:t>
+      </w:r>
+      <w:r>
+        <w:rPr>
+          <w:rFonts w:hint="eastAsia" w:ascii="Times New Roman" w:hAnsi="Times New Roman" w:eastAsia="FangSong" w:cs="Times New Roman"/>
+        </w:rPr>
+        <w:t>反应</w:t>
+      </w:r>
+      <w:r>
+        <w:rPr>
+          <w:rFonts w:hint="eastAsia" w:ascii="Times New Roman" w:hAnsi="Times New Roman" w:eastAsia="Times New Roman" w:cs="Times New Roman"/>
+        </w:rPr>
+        <w:t>：</w:t>
+      </w:r>
+      <m:oMath>
+        <m:oMathPr>
+          <m:ctrlPr>
+            <w:rPr>
+              <w:sz w:val="28"/>
+              <w:szCs w:val="28"/>
+            </w:rPr>
+          </m:ctrlPr>
+        </m:oMathPr>
+        <m:r>
+          <m:rPr>
+            <m:sty m:val="p"/>
+          </m:rPr>
+          <m:t>C</m:t>
+        </m:r>
+        <m:r>
+          <m:rPr>
+            <m:sty m:val="p"/>
+          </m:rPr>
+          <m:t>+</m:t>
+        </m:r>
+        <m:sSub>
+          <m:e>
+            <m:r>
+              <m:rPr>
+                <m:sty m:val="p"/>
+              </m:rPr>
+              <m:t>O</m:t>
+            </m:r>
+          </m:e>
+          <m:sub>
+            <m:r>
+              <m:t>2</m:t>
+            </m:r>
+          </m:sub>
+        </m:sSub>
+        <m:limUpp>
+          <m:e>
+            <m:r>
+              <m:rPr>
+                <m:sty m:val="p"/>
+              </m:rPr>
+              <m:t>→</m:t>
+            </m:r>
+          </m:e>
+          <m:lim>
+            <m:r>
+              <m:rPr>
+                <m:nor/>
+                <m:sty m:val="p"/>
+              </m:rPr>
+              <m:t>点燃</m:t>
+            </m:r>
+          </m:lim>
+        </m:limUpp>
+        <m:sSub>
+          <m:e>
+            <m:r>
+              <m:rPr>
+                <m:sty m:val="p"/>
+              </m:rPr>
+              <m:t>C</m:t>
+            </m:r>
+            <m:r>
+              <m:rPr>
+                <m:sty m:val="p"/>
+              </m:rPr>
+              <m:t>O</m:t>
+            </m:r>
+          </m:e>
+          <m:sub>
+            <m:r>
+              <m:t>2</m:t>
+            </m:r>
+          </m:sub>
+        </m:sSub>
+      </m:oMath>
+      <w:r>
+        <w:rPr>
+          <w:rFonts w:hint="eastAsia" w:ascii="Times New Roman" w:hAnsi="Times New Roman" w:eastAsia="Times New Roman" w:cs="Times New Roman"/>
+        </w:rPr>
+        <w:t>。</w:t>
+      </w:r>
+      <w:r>
+        <w:rPr>
+          <w:rFonts w:hint="eastAsia" w:ascii="Times New Roman" w:hAnsi="Times New Roman" w:eastAsia="FangSong" w:cs="Times New Roman"/>
+        </w:rPr>
+        <w:t>因此将上述两个化学反应综合起来</w:t>
+      </w:r>
+      <w:r>
+        <w:rPr>
+          <w:rFonts w:hint="eastAsia" w:ascii="Times New Roman" w:hAnsi="Times New Roman" w:eastAsia="Times New Roman" w:cs="Times New Roman"/>
+        </w:rPr>
+        <w:t>，</w:t>
+      </w:r>
+      <w:r>
+        <w:rPr>
+          <w:rFonts w:hint="eastAsia" w:ascii="Times New Roman" w:hAnsi="Times New Roman" w:eastAsia="FangSong" w:cs="Times New Roman"/>
+        </w:rPr>
+        <w:t>则</w:t>
+      </w:r>
+      <w:r>
+        <w:rPr>
+          <w:rFonts w:ascii="Times New Roman" w:hAnsi="Times New Roman" w:eastAsia="Times New Roman" w:cs="Times New Roman"/>
+        </w:rPr>
+        <w:t xml:space="preserve"> </w:t>
+      </w:r>
+      <m:oMath>
+        <m:oMathPr>
+          <m:ctrlPr>
+            <w:rPr>
+              <w:sz w:val="28"/>
+              <w:szCs w:val="28"/>
+            </w:rPr>
+          </m:ctrlPr>
+        </m:oMathPr>
+        <m:r>
+          <m:t>2</m:t>
+        </m:r>
+        <m:r>
+          <m:rPr>
+            <m:sty m:val="p"/>
+          </m:rPr>
+          <m:t>M</m:t>
+        </m:r>
+        <m:r>
+          <m:rPr>
+            <m:sty m:val="p"/>
+          </m:rPr>
+          <m:t>g</m:t>
+        </m:r>
+        <m:r>
+          <m:rPr>
+            <m:sty m:val="p"/>
+          </m:rPr>
+          <m:t>+</m:t>
+        </m:r>
+        <m:sSub>
+          <m:e>
+            <m:r>
+              <m:rPr>
+                <m:sty m:val="p"/>
+              </m:rPr>
+              <m:t>O</m:t>
+            </m:r>
+          </m:e>
+          <m:sub>
+            <m:r>
+              <m:t>2</m:t>
+            </m:r>
+          </m:sub>
+        </m:sSub>
+        <m:limUpp>
+          <m:e>
+            <m:r>
+              <m:rPr>
+                <m:sty m:val="p"/>
+              </m:rPr>
+              <m:t>→</m:t>
+            </m:r>
+          </m:e>
+          <m:lim>
+            <m:r>
+              <m:rPr>
+                <m:nor/>
+                <m:sty m:val="p"/>
+              </m:rPr>
+              <m:t>点燃</m:t>
+            </m:r>
+          </m:lim>
+        </m:limUpp>
+        <m:r>
+          <m:t>2</m:t>
+        </m:r>
+        <m:r>
+          <m:rPr>
+            <m:sty m:val="p"/>
+          </m:rPr>
+          <m:t>M</m:t>
+        </m:r>
+        <m:r>
+          <m:rPr>
+            <m:sty m:val="p"/>
+          </m:rPr>
+          <m:t>g</m:t>
+        </m:r>
+        <m:r>
+          <m:rPr>
+            <m:sty m:val="p"/>
+          </m:rPr>
+          <m:t>O</m:t>
+        </m:r>
+      </m:oMath>
+      <w:r>
+        <w:rPr>
+          <w:rFonts w:ascii="Times New Roman" w:hAnsi="Times New Roman" w:eastAsia="Times New Roman" w:cs="Times New Roman"/>
+        </w:rPr>
+        <w:t xml:space="preserve">。</w:t>
+      </w:r>
+    </w:p>
+    <w:p>
+      <w:pPr>
+        <w:pStyle w:val="BodyText"/>
+      </w:pPr>
+      <w:r>
+        <w:rPr>
+          <w:rFonts w:hint="eastAsia" w:ascii="Times New Roman" w:hAnsi="Times New Roman" w:eastAsia="FangSong" w:cs="Times New Roman"/>
+        </w:rPr>
+        <w:t xml:space="preserve">由于反应产物中没有</w:t>
+      </w:r>
+      <w:r>
+        <w:rPr>
+          <w:rFonts w:ascii="Times New Roman" w:hAnsi="Times New Roman" w:eastAsia="Times New Roman" w:cs="Times New Roman"/>
+        </w:rPr>
+        <w:t xml:space="preserve"> MgCO</w:t>
+      </w:r>
+      <w:r>
+        <w:rPr>
+          <w:rFonts w:ascii="Times New Roman" w:hAnsi="Times New Roman" w:eastAsia="Times New Roman" w:cs="Times New Roman"/>
+          <w:vertAlign w:val="subscript"/>
+        </w:rPr>
+        <w:t>3</w:t>
+      </w:r>
+      <w:r>
+        <w:rPr>
+          <w:rFonts w:ascii="Times New Roman" w:hAnsi="Times New Roman" w:eastAsia="Times New Roman" w:cs="Times New Roman"/>
+        </w:rPr>
+        <w:t xml:space="preserve"> </w:t>
+      </w:r>
+      <w:r>
+        <w:rPr>
+          <w:rFonts w:hint="eastAsia" w:ascii="Times New Roman" w:hAnsi="Times New Roman" w:eastAsia="FangSong" w:cs="Times New Roman"/>
+        </w:rPr>
+        <w:t>生成</w:t>
+      </w:r>
+      <w:r>
+        <w:rPr>
+          <w:rFonts w:hint="eastAsia" w:ascii="Times New Roman" w:hAnsi="Times New Roman" w:eastAsia="Times New Roman" w:cs="Times New Roman"/>
+        </w:rPr>
+        <w:t>，</w:t>
+      </w:r>
+      <w:r>
+        <w:rPr>
+          <w:rFonts w:hint="eastAsia" w:ascii="Times New Roman" w:hAnsi="Times New Roman" w:eastAsia="FangSong" w:cs="Times New Roman"/>
+        </w:rPr>
+        <w:t>说明混合气体中</w:t>
+      </w:r>
+      <w:r>
+        <w:rPr>
+          <w:rFonts w:ascii="Times New Roman" w:hAnsi="Times New Roman" w:eastAsia="Times New Roman" w:cs="Times New Roman"/>
+        </w:rPr>
+        <w:t xml:space="preserve"> CO</w:t>
+      </w:r>
+      <w:r>
+        <w:rPr>
+          <w:rFonts w:ascii="Times New Roman" w:hAnsi="Times New Roman" w:eastAsia="Times New Roman" w:cs="Times New Roman"/>
+          <w:vertAlign w:val="subscript"/>
+        </w:rPr>
+        <w:t>2</w:t>
+      </w:r>
+      <w:r>
+        <w:rPr>
+          <w:rFonts w:ascii="Times New Roman" w:hAnsi="Times New Roman" w:eastAsia="Times New Roman" w:cs="Times New Roman"/>
+        </w:rPr>
+        <w:t xml:space="preserve"> </w:t>
+      </w:r>
+      <w:r>
+        <w:rPr>
+          <w:rFonts w:hint="eastAsia" w:ascii="Times New Roman" w:hAnsi="Times New Roman" w:eastAsia="FangSong" w:cs="Times New Roman"/>
+        </w:rPr>
+        <w:t>较少</w:t>
+      </w:r>
+      <w:r>
+        <w:rPr>
+          <w:rFonts w:hint="eastAsia" w:ascii="Times New Roman" w:hAnsi="Times New Roman" w:eastAsia="Times New Roman" w:cs="Times New Roman"/>
+        </w:rPr>
+        <w:t>，</w:t>
+      </w:r>
+      <w:r>
+        <w:rPr>
+          <w:rFonts w:hint="eastAsia" w:ascii="Times New Roman" w:hAnsi="Times New Roman" w:eastAsia="FangSong" w:cs="Times New Roman"/>
+        </w:rPr>
+        <w:t>不然</w:t>
+      </w:r>
+      <w:r>
+        <w:rPr>
+          <w:rFonts w:ascii="Times New Roman" w:hAnsi="Times New Roman" w:eastAsia="Times New Roman" w:cs="Times New Roman"/>
+        </w:rPr>
+        <w:t xml:space="preserve"> MgO </w:t>
+      </w:r>
+      <w:r>
+        <w:rPr>
+          <w:rFonts w:hint="eastAsia" w:ascii="Times New Roman" w:hAnsi="Times New Roman" w:eastAsia="FangSong" w:cs="Times New Roman"/>
+        </w:rPr>
+        <w:t xml:space="preserve">可能与多余的</w:t>
+      </w:r>
+      <w:r>
+        <w:rPr>
+          <w:rFonts w:ascii="Times New Roman" w:hAnsi="Times New Roman" w:eastAsia="Times New Roman" w:cs="Times New Roman"/>
+        </w:rPr>
+        <w:t xml:space="preserve"> CO</w:t>
+      </w:r>
+      <w:r>
+        <w:rPr>
+          <w:rFonts w:ascii="Times New Roman" w:hAnsi="Times New Roman" w:eastAsia="Times New Roman" w:cs="Times New Roman"/>
+          <w:vertAlign w:val="subscript"/>
+        </w:rPr>
+        <w:t>2</w:t>
+      </w:r>
+      <w:r>
+        <w:rPr>
+          <w:rFonts w:ascii="Times New Roman" w:hAnsi="Times New Roman" w:eastAsia="Times New Roman" w:cs="Times New Roman"/>
+        </w:rPr>
+        <w:t xml:space="preserve"> </w:t>
+      </w:r>
+      <w:r>
+        <w:rPr>
+          <w:rFonts w:hint="eastAsia" w:ascii="Times New Roman" w:hAnsi="Times New Roman" w:eastAsia="FangSong" w:cs="Times New Roman"/>
+        </w:rPr>
+        <w:t xml:space="preserve">反应生成</w:t>
+      </w:r>
+      <w:r>
+        <w:rPr>
+          <w:rFonts w:ascii="Times New Roman" w:hAnsi="Times New Roman" w:eastAsia="Times New Roman" w:cs="Times New Roman"/>
+        </w:rPr>
+        <w:t xml:space="preserve"> MgCO</w:t>
+      </w:r>
+      <w:r>
+        <w:rPr>
+          <w:rFonts w:ascii="Times New Roman" w:hAnsi="Times New Roman" w:eastAsia="Times New Roman" w:cs="Times New Roman"/>
+          <w:vertAlign w:val="subscript"/>
+        </w:rPr>
+        <w:t>3</w:t>
+      </w:r>
+      <w:r>
+        <w:rPr>
+          <w:rFonts w:ascii="Times New Roman" w:hAnsi="Times New Roman" w:eastAsia="Times New Roman" w:cs="Times New Roman"/>
+        </w:rPr>
+        <w:t>。</w:t>
+      </w:r>
+    </w:p>
+    <w:p>
+      <w:pPr>
+        <w:pStyle w:val="BodyText"/>
+      </w:pPr>
+      <w:r>
+        <w:rPr>
+          <w:rFonts w:hint="eastAsia" w:ascii="Times New Roman" w:hAnsi="Times New Roman" w:eastAsia="FangSong" w:cs="Times New Roman"/>
+        </w:rPr>
+        <w:t xml:space="preserve">若</w:t>
+      </w:r>
+      <w:r>
+        <w:rPr>
+          <w:rFonts w:ascii="Times New Roman" w:hAnsi="Times New Roman" w:eastAsia="Times New Roman" w:cs="Times New Roman"/>
+        </w:rPr>
+        <w:t xml:space="preserve"> O</w:t>
+      </w:r>
+      <w:r>
+        <w:rPr>
+          <w:rFonts w:ascii="Times New Roman" w:hAnsi="Times New Roman" w:eastAsia="Times New Roman" w:cs="Times New Roman"/>
+          <w:vertAlign w:val="subscript"/>
+        </w:rPr>
+        <w:t>2</w:t>
+      </w:r>
+      <w:r>
+        <w:rPr>
+          <w:rFonts w:ascii="Times New Roman" w:hAnsi="Times New Roman" w:eastAsia="Times New Roman" w:cs="Times New Roman"/>
+        </w:rPr>
+        <w:t xml:space="preserve"> </w:t>
+      </w:r>
+      <w:r>
+        <w:rPr>
+          <w:rFonts w:hint="eastAsia" w:ascii="Times New Roman" w:hAnsi="Times New Roman" w:eastAsia="FangSong" w:cs="Times New Roman"/>
+        </w:rPr>
+        <w:t>过量</w:t>
+      </w:r>
+      <w:r>
+        <w:rPr>
+          <w:rFonts w:hint="eastAsia" w:ascii="Times New Roman" w:hAnsi="Times New Roman" w:eastAsia="Times New Roman" w:cs="Times New Roman"/>
+        </w:rPr>
+        <w:t>，</w:t>
+      </w:r>
+      <w:r>
+        <w:rPr>
+          <w:rFonts w:hint="eastAsia" w:ascii="Times New Roman" w:hAnsi="Times New Roman" w:eastAsia="FangSong" w:cs="Times New Roman"/>
+        </w:rPr>
+        <w:t>则</w:t>
+      </w:r>
+      <w:r>
+        <w:rPr>
+          <w:rFonts w:ascii="Times New Roman" w:hAnsi="Times New Roman" w:eastAsia="Times New Roman" w:cs="Times New Roman"/>
+        </w:rPr>
+        <w:t xml:space="preserve"> 0.1 mol Mg </w:t>
+      </w:r>
+      <w:r>
+        <w:rPr>
+          <w:rFonts w:hint="eastAsia" w:ascii="Times New Roman" w:hAnsi="Times New Roman" w:eastAsia="FangSong" w:cs="Times New Roman"/>
+        </w:rPr>
+        <w:t xml:space="preserve">反应生成</w:t>
+      </w:r>
+      <w:r>
+        <w:rPr>
+          <w:rFonts w:ascii="Times New Roman" w:hAnsi="Times New Roman" w:eastAsia="Times New Roman" w:cs="Times New Roman"/>
+        </w:rPr>
+        <w:t xml:space="preserve"> 4 g </w:t>
+      </w:r>
+      <w:r>
+        <w:rPr>
+          <w:rFonts w:hint="eastAsia" w:ascii="Times New Roman" w:hAnsi="Times New Roman" w:eastAsia="Times New Roman" w:cs="Times New Roman"/>
+        </w:rPr>
+        <w:t>MgO；</w:t>
+      </w:r>
+      <w:r>
+        <w:rPr>
+          <w:rFonts w:hint="eastAsia" w:ascii="Times New Roman" w:hAnsi="Times New Roman" w:eastAsia="FangSong" w:cs="Times New Roman"/>
+        </w:rPr>
+        <w:t>若</w:t>
+      </w:r>
+      <w:r>
+        <w:rPr>
+          <w:rFonts w:ascii="Times New Roman" w:hAnsi="Times New Roman" w:eastAsia="Times New Roman" w:cs="Times New Roman"/>
+        </w:rPr>
+        <w:t xml:space="preserve"> CO</w:t>
+      </w:r>
+      <w:r>
+        <w:rPr>
+          <w:rFonts w:ascii="Times New Roman" w:hAnsi="Times New Roman" w:eastAsia="Times New Roman" w:cs="Times New Roman"/>
+          <w:vertAlign w:val="subscript"/>
+        </w:rPr>
+        <w:t>2</w:t>
+      </w:r>
+      <w:r>
+        <w:rPr>
+          <w:rFonts w:ascii="Times New Roman" w:hAnsi="Times New Roman" w:eastAsia="Times New Roman" w:cs="Times New Roman"/>
+        </w:rPr>
+        <w:t xml:space="preserve"> </w:t>
+      </w:r>
+      <w:r>
+        <w:rPr>
+          <w:rFonts w:hint="eastAsia" w:ascii="Times New Roman" w:hAnsi="Times New Roman" w:eastAsia="FangSong" w:cs="Times New Roman"/>
+        </w:rPr>
+        <w:t>过量</w:t>
+      </w:r>
+      <w:r>
+        <w:rPr>
+          <w:rFonts w:hint="eastAsia" w:ascii="Times New Roman" w:hAnsi="Times New Roman" w:eastAsia="Times New Roman" w:cs="Times New Roman"/>
+        </w:rPr>
+        <w:t>，</w:t>
+      </w:r>
+      <w:r>
+        <w:rPr>
+          <w:rFonts w:hint="eastAsia" w:ascii="Times New Roman" w:hAnsi="Times New Roman" w:eastAsia="FangSong" w:cs="Times New Roman"/>
+        </w:rPr>
+        <w:t>则</w:t>
+      </w:r>
+      <w:r>
+        <w:rPr>
+          <w:rFonts w:ascii="Times New Roman" w:hAnsi="Times New Roman" w:eastAsia="Times New Roman" w:cs="Times New Roman"/>
+        </w:rPr>
+        <w:t xml:space="preserve"> 0.1 mol Mg </w:t>
+      </w:r>
+      <w:r>
+        <w:rPr>
+          <w:rFonts w:hint="eastAsia" w:ascii="Times New Roman" w:hAnsi="Times New Roman" w:eastAsia="FangSong" w:cs="Times New Roman"/>
+        </w:rPr>
+        <w:t xml:space="preserve">反应生成</w:t>
+      </w:r>
+      <w:r>
+        <w:rPr>
+          <w:rFonts w:ascii="Times New Roman" w:hAnsi="Times New Roman" w:eastAsia="Times New Roman" w:cs="Times New Roman"/>
+        </w:rPr>
+        <w:t xml:space="preserve"> </w:t>
+      </w:r>
+      <m:oMath>
+        <m:r>
+          <m:t>M</m:t>
+        </m:r>
+        <m:r>
+          <m:t>g</m:t>
+        </m:r>
+        <m:r>
+          <m:t>O</m:t>
+        </m:r>
+        <m:r>
+          <m:rPr>
+            <m:sty m:val="p"/>
+          </m:rPr>
+          <m:t>+</m:t>
+        </m:r>
+        <m:r>
+          <m:t>C</m:t>
+        </m:r>
+      </m:oMath>
+      <w:r>
+        <w:rPr>
+          <w:rFonts w:ascii="Times New Roman" w:hAnsi="Times New Roman" w:eastAsia="Times New Roman" w:cs="Times New Roman"/>
+        </w:rPr>
+        <w:t xml:space="preserve"> </w:t>
+      </w:r>
+      <w:r>
+        <w:rPr>
+          <w:rFonts w:hint="eastAsia" w:ascii="Times New Roman" w:hAnsi="Times New Roman" w:eastAsia="FangSong" w:cs="Times New Roman"/>
+        </w:rPr>
+        <w:t xml:space="preserve">的总质量为</w:t>
+      </w:r>
+      <w:r>
+        <w:rPr>
+          <w:rFonts w:ascii="Times New Roman" w:hAnsi="Times New Roman" w:eastAsia="Times New Roman" w:cs="Times New Roman"/>
+        </w:rPr>
+        <w:t xml:space="preserve"> 4.6 </w:t>
+      </w:r>
+      <w:r>
+        <w:rPr>
+          <w:rFonts w:hint="eastAsia" w:ascii="Times New Roman" w:hAnsi="Times New Roman" w:eastAsia="Times New Roman" w:cs="Times New Roman"/>
+        </w:rPr>
+        <w:t>g。</w:t>
+      </w:r>
+      <w:r>
+        <w:rPr>
+          <w:rFonts w:hint="eastAsia" w:ascii="Times New Roman" w:hAnsi="Times New Roman" w:eastAsia="FangSong" w:cs="Times New Roman"/>
+        </w:rPr>
+        <w:t>初看起来</w:t>
+      </w:r>
+      <w:r>
+        <w:rPr>
+          <w:rFonts w:hint="eastAsia" w:ascii="Times New Roman" w:hAnsi="Times New Roman" w:eastAsia="Times New Roman" w:cs="Times New Roman"/>
+        </w:rPr>
+        <w:t>，</w:t>
+      </w:r>
+      <w:r>
+        <w:rPr>
+          <w:rFonts w:hint="eastAsia" w:ascii="Times New Roman" w:hAnsi="Times New Roman" w:eastAsia="FangSong" w:cs="Times New Roman"/>
+        </w:rPr>
+        <w:t>固体产物的取值范围为</w:t>
+      </w:r>
+      <w:r>
+        <w:rPr>
+          <w:rFonts w:ascii="Times New Roman" w:hAnsi="Times New Roman" w:eastAsia="Times New Roman" w:cs="Times New Roman"/>
+        </w:rPr>
+        <w:t xml:space="preserve"> 4.0 g &lt; m &lt; 4.6 </w:t>
+      </w:r>
+      <w:r>
+        <w:rPr>
+          <w:rFonts w:hint="eastAsia" w:ascii="Times New Roman" w:hAnsi="Times New Roman" w:eastAsia="Times New Roman" w:cs="Times New Roman"/>
+        </w:rPr>
+        <w:t>g。</w:t>
+      </w:r>
+      <w:r>
+        <w:rPr>
+          <w:rFonts w:hint="eastAsia" w:ascii="Times New Roman" w:hAnsi="Times New Roman" w:eastAsia="FangSong" w:cs="Times New Roman"/>
+        </w:rPr>
+        <w:t>但还有一个极端情况</w:t>
+      </w:r>
+      <w:r>
+        <w:rPr>
+          <w:rFonts w:hint="eastAsia" w:ascii="Times New Roman" w:hAnsi="Times New Roman" w:eastAsia="Times New Roman" w:cs="Times New Roman"/>
+        </w:rPr>
+        <w:t>，</w:t>
+      </w:r>
+      <w:r>
+        <w:rPr>
+          <w:rFonts w:hint="eastAsia" w:ascii="Times New Roman" w:hAnsi="Times New Roman" w:eastAsia="FangSong" w:cs="Times New Roman"/>
+        </w:rPr>
+        <w:t>即混合气体很少</w:t>
+      </w:r>
+      <w:r>
+        <w:rPr>
+          <w:rFonts w:hint="eastAsia" w:ascii="Times New Roman" w:hAnsi="Times New Roman" w:eastAsia="Times New Roman" w:cs="Times New Roman"/>
+        </w:rPr>
+        <w:t>，</w:t>
+      </w:r>
+      <w:r>
+        <w:rPr>
+          <w:rFonts w:hint="eastAsia" w:ascii="Times New Roman" w:hAnsi="Times New Roman" w:eastAsia="FangSong" w:cs="Times New Roman"/>
+        </w:rPr>
+        <w:t>此时</w:t>
+      </w:r>
+      <w:r>
+        <w:rPr>
+          <w:rFonts w:ascii="Times New Roman" w:hAnsi="Times New Roman" w:eastAsia="Times New Roman" w:cs="Times New Roman"/>
+        </w:rPr>
+        <w:t xml:space="preserve"> 0.1 mol Mg </w:t>
+      </w:r>
+      <w:r>
+        <w:rPr>
+          <w:rFonts w:hint="eastAsia" w:ascii="Times New Roman" w:hAnsi="Times New Roman" w:eastAsia="FangSong" w:cs="Times New Roman"/>
+        </w:rPr>
+        <w:t xml:space="preserve">燃烧后的固体产物质量相当于</w:t>
+      </w:r>
+      <w:r>
+        <w:rPr>
+          <w:rFonts w:ascii="Times New Roman" w:hAnsi="Times New Roman" w:eastAsia="Times New Roman" w:cs="Times New Roman"/>
+        </w:rPr>
+        <w:t xml:space="preserve"> 0.1 mol Mg </w:t>
+      </w:r>
+      <w:r>
+        <w:rPr>
+          <w:rFonts w:hint="eastAsia" w:ascii="Times New Roman" w:hAnsi="Times New Roman" w:eastAsia="FangSong" w:cs="Times New Roman"/>
+        </w:rPr>
+        <w:t>的质量</w:t>
+      </w:r>
+      <w:r>
+        <w:rPr>
+          <w:rFonts w:hint="eastAsia" w:ascii="Times New Roman" w:hAnsi="Times New Roman" w:eastAsia="Times New Roman" w:cs="Times New Roman"/>
+        </w:rPr>
+        <w:t>，</w:t>
+      </w:r>
+      <w:r>
+        <w:rPr>
+          <w:rFonts w:hint="eastAsia" w:ascii="Times New Roman" w:hAnsi="Times New Roman" w:eastAsia="FangSong" w:cs="Times New Roman"/>
+        </w:rPr>
+        <w:t>即为</w:t>
+      </w:r>
+      <w:r>
+        <w:rPr>
+          <w:rFonts w:ascii="Times New Roman" w:hAnsi="Times New Roman" w:eastAsia="Times New Roman" w:cs="Times New Roman"/>
+        </w:rPr>
+        <w:t xml:space="preserve"> 2.4 </w:t>
+      </w:r>
+      <w:r>
+        <w:rPr>
+          <w:rFonts w:hint="eastAsia" w:ascii="Times New Roman" w:hAnsi="Times New Roman" w:eastAsia="Times New Roman" w:cs="Times New Roman"/>
+        </w:rPr>
+        <w:t>g。</w:t>
+      </w:r>
+      <w:r>
+        <w:rPr>
+          <w:rFonts w:hint="eastAsia" w:ascii="Times New Roman" w:hAnsi="Times New Roman" w:eastAsia="FangSong" w:cs="Times New Roman"/>
+        </w:rPr>
+        <w:t>因此综上所述</w:t>
+      </w:r>
+      <w:r>
+        <w:rPr>
+          <w:rFonts w:hint="eastAsia" w:ascii="Times New Roman" w:hAnsi="Times New Roman" w:eastAsia="Times New Roman" w:cs="Times New Roman"/>
+        </w:rPr>
+        <w:t>，</w:t>
+      </w:r>
+      <w:r>
+        <w:rPr>
+          <w:rFonts w:hint="eastAsia" w:ascii="Times New Roman" w:hAnsi="Times New Roman" w:eastAsia="FangSong" w:cs="Times New Roman"/>
+        </w:rPr>
+        <w:t>固体产物的取值范围为</w:t>
+      </w:r>
+      <w:r>
+        <w:rPr>
+          <w:rFonts w:ascii="Times New Roman" w:hAnsi="Times New Roman" w:eastAsia="Times New Roman" w:cs="Times New Roman"/>
+        </w:rPr>
+        <w:t xml:space="preserve"> 2.4 g &lt; m &lt; 4.6 </w:t>
+      </w:r>
+      <w:r>
+        <w:rPr>
+          <w:rFonts w:hint="eastAsia" w:ascii="Times New Roman" w:hAnsi="Times New Roman" w:eastAsia="Times New Roman" w:cs="Times New Roman"/>
+        </w:rPr>
+        <w:t>g，</w:t>
+      </w:r>
+      <w:r>
+        <w:rPr>
+          <w:rFonts w:hint="eastAsia" w:ascii="Times New Roman" w:hAnsi="Times New Roman" w:eastAsia="FangSong" w:cs="Times New Roman"/>
+        </w:rPr>
+        <w:t>故选项</w:t>
+      </w:r>
+      <w:r>
+        <w:rPr>
+          <w:rFonts w:ascii="Times New Roman" w:hAnsi="Times New Roman" w:eastAsia="Times New Roman" w:cs="Times New Roman"/>
+        </w:rPr>
+        <w:t xml:space="preserve"> D </w:t>
+      </w:r>
+      <w:r>
+        <w:rPr>
+          <w:rFonts w:hint="eastAsia" w:ascii="Times New Roman" w:hAnsi="Times New Roman" w:eastAsia="FangSong" w:cs="Times New Roman"/>
+        </w:rPr>
+        <w:t>不可能</w:t>
+      </w:r>
+      <w:r>
+        <w:rPr>
+          <w:rFonts w:hint="eastAsia" w:ascii="Times New Roman" w:hAnsi="Times New Roman" w:eastAsia="Times New Roman" w:cs="Times New Roman"/>
+        </w:rPr>
+        <w:t>。</w:t>
+      </w:r>
+      <w:r>
+        <w:rPr>
+          <w:rFonts w:hint="eastAsia" w:ascii="Times New Roman" w:hAnsi="Times New Roman" w:eastAsia="FangSong" w:cs="Times New Roman"/>
+        </w:rPr>
+        <w:t>本题陷阱较多</w:t>
+      </w:r>
+      <w:r>
+        <w:rPr>
+          <w:rFonts w:hint="eastAsia" w:ascii="Times New Roman" w:hAnsi="Times New Roman" w:eastAsia="Times New Roman" w:cs="Times New Roman"/>
+        </w:rPr>
+        <w:t>。</w:t>
+      </w:r>
+    </w:p>
+    <w:p>
+      <w:pPr>
+        <w:spacing w:before="160" w:after="80"/>
+      </w:pPr>
+      <w:r>
+        <w:pict>
+          <v:rect style="width:0;height:1.5pt" o:hralign="center" o:hrstd="t" o:hr="t"/>
+        </w:pict>
+      </w:r>
+    </w:p>
+    <w:bookmarkEnd w:id="35"/>
+    <w:bookmarkStart w:id="40" w:name="反钙钛矿m摩尔质量第27届初赛"/>
+    <w:p>
+      <w:pPr>
+        <w:pStyle w:val="Heading2"/>
+        <w:spacing w:before="280" w:after="120"/>
+      </w:pPr>
+      <w:r>
+        <w:rPr>
+          <w:rFonts w:ascii="Times New Roman" w:hAnsi="Times New Roman" w:eastAsia="Times New Roman" w:cs="Times New Roman"/>
+        </w:rPr>
+        <w:t xml:space="preserve">1.18 </w:t>
       </w:r>
       <w:r>
         <w:rPr>
@@ -23738,7 +24756,7 @@
         </w:tc>
       </w:tr>
     </w:tbl>
-    <w:bookmarkStart w:id="38" w:name="题目-1"/>
+    <w:bookmarkStart w:id="39" w:name="题目-1"/>
     <w:p>
       <w:pPr>
         <w:pStyle w:val="Heading3"/>
@@ -23776,18 +24794,18 @@
           <wp:inline>
             <wp:extent cx="3240000" cy="3045987"/>
             <wp:effectExtent b="0" l="0" r="0" t="0"/>
-            <wp:docPr descr="" title="" id="36" name="Picture"/>
+            <wp:docPr descr="" title="" id="37" name="Picture"/>
             <a:graphic>
               <a:graphicData uri="http://schemas.openxmlformats.org/drawingml/2006/picture">
                 <pic:pic>
                   <pic:nvPicPr>
-                    <pic:cNvPr descr="5a3fcb756b7fef96a16dc7c20ec64b0b5d9eb5c483faa20680c855b3e7e50b68.jpg" id="37" name="Picture"/>
+                    <pic:cNvPr descr="5a3fcb756b7fef96a16dc7c20ec64b0b5d9eb5c483faa20680c855b3e7e50b68.jpg" id="38" name="Picture"/>
                     <pic:cNvPicPr>
                       <a:picLocks noChangeArrowheads="1" noChangeAspect="1"/>
                     </pic:cNvPicPr>
                   </pic:nvPicPr>
                   <pic:blipFill>
-                    <a:blip r:embed="rId35"/>
+                    <a:blip r:embed="rId36"/>
                     <a:stretch>
                       <a:fillRect/>
                     </a:stretch>
@@ -23824,9 +24842,9 @@
         </w:pict>
       </w:r>
     </w:p>
-    <w:bookmarkEnd w:id="38"/>
     <w:bookmarkEnd w:id="39"/>
-    <w:bookmarkStart w:id="40" w:name="一分册测试-ch6b-4-高溴酸根离子的核合成"/>
+    <w:bookmarkEnd w:id="40"/>
+    <w:bookmarkStart w:id="41" w:name="一分册测试-ch6b-4-高溴酸根离子的核合成"/>
     <w:p>
       <w:pPr>
         <w:pStyle w:val="Heading2"/>
@@ -23836,7 +24854,7 @@
         <w:rPr>
           <w:rFonts w:ascii="Times New Roman" w:hAnsi="Times New Roman" w:eastAsia="Times New Roman" w:cs="Times New Roman"/>
         </w:rPr>
-        <w:t xml:space="preserve">1.18 </w:t>
+        <w:t xml:space="preserve">1.19 </w:t>
       </w:r>
       <w:r>
         <w:rPr>
@@ -26515,8 +27533,8 @@
         </w:pict>
       </w:r>
     </w:p>
-    <w:bookmarkEnd w:id="40"/>
-    <w:bookmarkStart w:id="41" w:name="一分册测试-ch6b-8-钍的氮化物th3n4与thn晶体"/>
+    <w:bookmarkEnd w:id="41"/>
+    <w:bookmarkStart w:id="42" w:name="一分册测试-ch6b-8-钍的氮化物th3n4与thn晶体"/>
     <w:p>
       <w:pPr>
         <w:pStyle w:val="Heading2"/>
@@ -26526,7 +27544,7 @@
         <w:rPr>
           <w:rFonts w:ascii="Times New Roman" w:hAnsi="Times New Roman" w:eastAsia="Times New Roman" w:cs="Times New Roman"/>
         </w:rPr>
-        <w:t xml:space="preserve">1.19 </w:t>
+        <w:t xml:space="preserve">1.20 </w:t>
       </w:r>
       <w:r>
         <w:rPr>
@@ -28784,8 +29802,8 @@
         </w:pict>
       </w:r>
     </w:p>
-    <w:bookmarkEnd w:id="41"/>
-    <w:bookmarkStart w:id="48" w:name="一分册测试-ch9b-2-核裂变与铁配合物"/>
+    <w:bookmarkEnd w:id="42"/>
+    <w:bookmarkStart w:id="49" w:name="一分册测试-ch9b-2-核裂变与铁配合物"/>
     <w:p>
       <w:pPr>
         <w:pStyle w:val="Heading2"/>
@@ -28795,7 +29813,7 @@
         <w:rPr>
           <w:rFonts w:ascii="Times New Roman" w:hAnsi="Times New Roman" w:eastAsia="Times New Roman" w:cs="Times New Roman"/>
         </w:rPr>
-        <w:t xml:space="preserve">1.20 </w:t>
+        <w:t xml:space="preserve">1.21 </w:t>
       </w:r>
       <w:r>
         <w:rPr>
@@ -30655,18 +31673,18 @@
           <wp:inline>
             <wp:extent cx="3600000" cy="2545015"/>
             <wp:effectExtent b="0" l="0" r="0" t="0"/>
-            <wp:docPr descr="" title="" id="43" name="Picture"/>
+            <wp:docPr descr="" title="" id="44" name="Picture"/>
             <a:graphic>
               <a:graphicData uri="http://schemas.openxmlformats.org/drawingml/2006/picture">
                 <pic:pic>
                   <pic:nvPicPr>
-                    <pic:cNvPr descr="af8a5e0e6eb0bcf07485df1dae4b5f90b53a8464b2f97c541cbffbabba0f786e.jpg" id="44" name="Picture"/>
+                    <pic:cNvPr descr="af8a5e0e6eb0bcf07485df1dae4b5f90b53a8464b2f97c541cbffbabba0f786e.jpg" id="45" name="Picture"/>
                     <pic:cNvPicPr>
                       <a:picLocks noChangeArrowheads="1" noChangeAspect="1"/>
                     </pic:cNvPicPr>
                   </pic:nvPicPr>
                   <pic:blipFill>
-                    <a:blip r:embed="rId42"/>
+                    <a:blip r:embed="rId43"/>
                     <a:stretch>
                       <a:fillRect/>
                     </a:stretch>
@@ -31816,18 +32834,18 @@
           <wp:inline>
             <wp:extent cx="3600000" cy="1397647"/>
             <wp:effectExtent b="0" l="0" r="0" t="0"/>
-            <wp:docPr descr="" title="" id="46" name="Picture"/>
+            <wp:docPr descr="" title="" id="47" name="Picture"/>
             <a:graphic>
               <a:graphicData uri="http://schemas.openxmlformats.org/drawingml/2006/picture">
                 <pic:pic>
                   <pic:nvPicPr>
-                    <pic:cNvPr descr="b687e3a10017600132673d0659f14364031c6c096fcb84488d5f015a2d580ab7.jpg" id="47" name="Picture"/>
+                    <pic:cNvPr descr="b687e3a10017600132673d0659f14364031c6c096fcb84488d5f015a2d580ab7.jpg" id="48" name="Picture"/>
                     <pic:cNvPicPr>
                       <a:picLocks noChangeArrowheads="1" noChangeAspect="1"/>
                     </pic:cNvPicPr>
                   </pic:nvPicPr>
                   <pic:blipFill>
-                    <a:blip r:embed="rId45"/>
+                    <a:blip r:embed="rId46"/>
                     <a:stretch>
                       <a:fillRect/>
                     </a:stretch>
@@ -31913,8 +32931,8 @@
         </w:pict>
       </w:r>
     </w:p>
-    <w:bookmarkEnd w:id="48"/>
-    <w:bookmarkStart w:id="49" w:name="化学能力测试-ch1a-6-独居石钍铀放射性年代"/>
+    <w:bookmarkEnd w:id="49"/>
+    <w:bookmarkStart w:id="50" w:name="化学能力测试-ch1a-6-独居石钍铀放射性年代"/>
     <w:p>
       <w:pPr>
         <w:pStyle w:val="Heading2"/>
@@ -31924,7 +32942,7 @@
         <w:rPr>
           <w:rFonts w:ascii="Times New Roman" w:hAnsi="Times New Roman" w:eastAsia="Times New Roman" w:cs="Times New Roman"/>
         </w:rPr>
-        <w:t xml:space="preserve">1.21 </w:t>
+        <w:t xml:space="preserve">1.22 </w:t>
       </w:r>
       <w:r>
         <w:rPr>
@@ -36891,8 +37909,8 @@
         </w:pict>
       </w:r>
     </w:p>
-    <w:bookmarkEnd w:id="49"/>
-    <w:bookmarkStart w:id="50" w:name="化学能力测试-ch1a-10-铀同位素放射性系列"/>
+    <w:bookmarkEnd w:id="50"/>
+    <w:bookmarkStart w:id="51" w:name="化学能力测试-ch1a-10-铀同位素放射性系列"/>
     <w:p>
       <w:pPr>
         <w:pStyle w:val="Heading2"/>
@@ -36902,7 +37920,7 @@
         <w:rPr>
           <w:rFonts w:ascii="Times New Roman" w:hAnsi="Times New Roman" w:eastAsia="Times New Roman" w:cs="Times New Roman"/>
         </w:rPr>
-        <w:t xml:space="preserve">1.22 </w:t>
+        <w:t xml:space="preserve">1.23 </w:t>
       </w:r>
       <w:r>
         <w:rPr>
@@ -42025,8 +43043,8 @@
         </w:pict>
       </w:r>
     </w:p>
-    <w:bookmarkEnd w:id="50"/>
-    <w:bookmarkStart w:id="51" w:name="化学能力测试-ch7b-2-有机酯铜盐饱和溶液"/>
+    <w:bookmarkEnd w:id="51"/>
+    <w:bookmarkStart w:id="52" w:name="化学能力测试-ch7b-2-有机酯铜盐饱和溶液"/>
     <w:p>
       <w:pPr>
         <w:pStyle w:val="Heading2"/>
@@ -42036,7 +43054,7 @@
         <w:rPr>
           <w:rFonts w:ascii="Times New Roman" w:hAnsi="Times New Roman" w:eastAsia="Times New Roman" w:cs="Times New Roman"/>
         </w:rPr>
-        <w:t xml:space="preserve">1.23 </w:t>
+        <w:t xml:space="preserve">1.24 </w:t>
       </w:r>
       <w:r>
         <w:rPr>
@@ -43686,8 +44704,8 @@
         </w:pict>
       </w:r>
     </w:p>
-    <w:bookmarkEnd w:id="51"/>
-    <w:bookmarkStart w:id="52" w:name="化学能力测试-ch7b-4-盐溶液混合推断abxy"/>
+    <w:bookmarkEnd w:id="52"/>
+    <w:bookmarkStart w:id="53" w:name="化学能力测试-ch7b-4-盐溶液混合推断abxy"/>
     <w:p>
       <w:pPr>
         <w:pStyle w:val="Heading2"/>
@@ -43697,7 +44715,7 @@
         <w:rPr>
           <w:rFonts w:ascii="Times New Roman" w:hAnsi="Times New Roman" w:eastAsia="Times New Roman" w:cs="Times New Roman"/>
         </w:rPr>
-        <w:t xml:space="preserve">1.24 </w:t>
+        <w:t xml:space="preserve">1.25 </w:t>
       </w:r>
       <w:r>
         <w:rPr>
@@ -44565,7 +45583,7 @@
         <w:pStyle w:val="Compact"/>
         <w:numPr>
           <w:ilvl w:val="0"/>
-          <w:numId w:val="1004"/>
+          <w:numId w:val="1005"/>
         </w:numPr>
       </w:pPr>
       <w:r>
@@ -44618,7 +45636,7 @@
         <w:pStyle w:val="Compact"/>
         <w:numPr>
           <w:ilvl w:val="0"/>
-          <w:numId w:val="1004"/>
+          <w:numId w:val="1005"/>
         </w:numPr>
       </w:pPr>
       <w:r>
@@ -44672,7 +45690,7 @@
         <w:pStyle w:val="Compact"/>
         <w:numPr>
           <w:ilvl w:val="0"/>
-          <w:numId w:val="1004"/>
+          <w:numId w:val="1005"/>
         </w:numPr>
       </w:pPr>
       <w:r>
@@ -45475,8 +46493,8 @@
         </w:pict>
       </w:r>
     </w:p>
-    <w:bookmarkEnd w:id="52"/>
-    <w:bookmarkStart w:id="65" w:name="铝镁合金组成计算第34届初赛"/>
+    <w:bookmarkEnd w:id="53"/>
+    <w:bookmarkStart w:id="54" w:name="二分册-l8实6-mn与co混合紫红溶液推断"/>
     <w:p>
       <w:pPr>
         <w:pStyle w:val="Heading2"/>
@@ -45486,43 +46504,49 @@
         <w:rPr>
           <w:rFonts w:ascii="Times New Roman" w:hAnsi="Times New Roman" w:eastAsia="Times New Roman" w:cs="Times New Roman"/>
         </w:rPr>
-        <w:t xml:space="preserve">1.25 </w:t>
+        <w:t xml:space="preserve">1.26 </w:t>
       </w:r>
       <w:r>
         <w:rPr>
           <w:rFonts w:hint="eastAsia" w:ascii="Times New Roman" w:hAnsi="Times New Roman" w:eastAsia="SimHei" w:cs="Times New Roman"/>
         </w:rPr>
-        <w:t>铝镁合金组成计算</w:t>
-      </w:r>
-      <w:r>
-        <w:rPr>
-          <w:rFonts w:hint="eastAsia" w:ascii="Times New Roman" w:hAnsi="Times New Roman" w:eastAsia="Times New Roman" w:cs="Times New Roman"/>
-        </w:rPr>
-        <w:t>（</w:t>
+        <w:t>二分册</w:t>
+      </w:r>
+      <w:r>
+        <w:rPr>
+          <w:rFonts w:hint="eastAsia" w:ascii="Times New Roman" w:hAnsi="Times New Roman" w:eastAsia="Times New Roman" w:cs="Times New Roman"/>
+        </w:rPr>
+        <w:t>-L8</w:t>
       </w:r>
       <w:r>
         <w:rPr>
           <w:rFonts w:hint="eastAsia" w:ascii="Times New Roman" w:hAnsi="Times New Roman" w:eastAsia="SimHei" w:cs="Times New Roman"/>
         </w:rPr>
-        <w:t>第</w:t>
-      </w:r>
-      <w:r>
-        <w:rPr>
-          <w:rFonts w:hint="eastAsia" w:ascii="Times New Roman" w:hAnsi="Times New Roman" w:eastAsia="Times New Roman" w:cs="Times New Roman"/>
-        </w:rPr>
-        <w:t>34</w:t>
+        <w:t>实</w:t>
+      </w:r>
+      <w:r>
+        <w:rPr>
+          <w:rFonts w:hint="eastAsia" w:ascii="Times New Roman" w:hAnsi="Times New Roman" w:eastAsia="Times New Roman" w:cs="Times New Roman"/>
+        </w:rPr>
+        <w:t>6-Mn</w:t>
       </w:r>
       <w:r>
         <w:rPr>
           <w:rFonts w:hint="eastAsia" w:ascii="Times New Roman" w:hAnsi="Times New Roman" w:eastAsia="SimHei" w:cs="Times New Roman"/>
         </w:rPr>
-        <w:t>届初赛</w:t>
-      </w:r>
-      <w:r>
-        <w:rPr>
-          <w:rFonts w:hint="eastAsia" w:ascii="Times New Roman" w:hAnsi="Times New Roman" w:eastAsia="Times New Roman" w:cs="Times New Roman"/>
-        </w:rPr>
-        <w:t>）</w:t>
+        <w:t>与</w:t>
+      </w:r>
+      <w:r>
+        <w:rPr>
+          <w:rFonts w:hint="eastAsia" w:ascii="Times New Roman" w:hAnsi="Times New Roman" w:eastAsia="Times New Roman" w:cs="Times New Roman"/>
+        </w:rPr>
+        <w:t>Co</w:t>
+      </w:r>
+      <w:r>
+        <w:rPr>
+          <w:rFonts w:hint="eastAsia" w:ascii="Times New Roman" w:hAnsi="Times New Roman" w:eastAsia="SimHei" w:cs="Times New Roman"/>
+        </w:rPr>
+        <w:t>混合紫红溶液推断</w:t>
       </w:r>
     </w:p>
     <w:p>
@@ -45531,9 +46555,99 @@
       </w:pPr>
       <w:r>
         <w:rPr>
-          <w:rFonts w:hint="eastAsia" w:ascii="Times New Roman" w:hAnsi="Times New Roman" w:eastAsia="FangSong" w:cs="Times New Roman"/>
-        </w:rPr>
-        <w:t>现有铝镁合金样品一份</w:t>
+          <w:rFonts w:ascii="Times New Roman" w:hAnsi="Times New Roman" w:eastAsia="Times New Roman" w:cs="Times New Roman"/>
+        </w:rPr>
+        <w:t xml:space="preserve">⑥ </w:t>
+      </w:r>
+      <w:r>
+        <w:rPr>
+          <w:rFonts w:hint="eastAsia" w:ascii="Times New Roman" w:hAnsi="Times New Roman" w:eastAsia="FangSong" w:cs="Times New Roman"/>
+        </w:rPr>
+        <w:t xml:space="preserve">混合溶液</w:t>
+      </w:r>
+      <w:r>
+        <w:rPr>
+          <w:rFonts w:ascii="Times New Roman" w:hAnsi="Times New Roman" w:eastAsia="Times New Roman" w:cs="Times New Roman"/>
+        </w:rPr>
+        <w:t xml:space="preserve"> A </w:t>
+      </w:r>
+      <w:r>
+        <w:rPr>
+          <w:rFonts w:hint="eastAsia" w:ascii="Times New Roman" w:hAnsi="Times New Roman" w:eastAsia="FangSong" w:cs="Times New Roman"/>
+        </w:rPr>
+        <w:t>为紫红色</w:t>
+      </w:r>
+      <w:r>
+        <w:rPr>
+          <w:rFonts w:hint="eastAsia" w:ascii="Times New Roman" w:hAnsi="Times New Roman" w:eastAsia="Times New Roman" w:cs="Times New Roman"/>
+        </w:rPr>
+        <w:t>。</w:t>
+      </w:r>
+      <w:r>
+        <w:rPr>
+          <w:rFonts w:hint="eastAsia" w:ascii="Times New Roman" w:hAnsi="Times New Roman" w:eastAsia="FangSong" w:cs="Times New Roman"/>
+        </w:rPr>
+        <w:t>向</w:t>
+      </w:r>
+      <w:r>
+        <w:rPr>
+          <w:rFonts w:ascii="Times New Roman" w:hAnsi="Times New Roman" w:eastAsia="Times New Roman" w:cs="Times New Roman"/>
+        </w:rPr>
+        <w:t xml:space="preserve"> A </w:t>
+      </w:r>
+      <w:r>
+        <w:rPr>
+          <w:rFonts w:hint="eastAsia" w:ascii="Times New Roman" w:hAnsi="Times New Roman" w:eastAsia="FangSong" w:cs="Times New Roman"/>
+        </w:rPr>
+        <w:t xml:space="preserve">中加入浓</w:t>
+      </w:r>
+      <w:r>
+        <w:rPr>
+          <w:rFonts w:ascii="Times New Roman" w:hAnsi="Times New Roman" w:eastAsia="Times New Roman" w:cs="Times New Roman"/>
+        </w:rPr>
+        <w:t xml:space="preserve"> HCl </w:t>
+      </w:r>
+      <w:r>
+        <w:rPr>
+          <w:rFonts w:hint="eastAsia" w:ascii="Times New Roman" w:hAnsi="Times New Roman" w:eastAsia="FangSong" w:cs="Times New Roman"/>
+        </w:rPr>
+        <w:t xml:space="preserve">并微微加热得蓝色溶液</w:t>
+      </w:r>
+      <w:r>
+        <w:rPr>
+          <w:rFonts w:ascii="Times New Roman" w:hAnsi="Times New Roman" w:eastAsia="Times New Roman" w:cs="Times New Roman"/>
+        </w:rPr>
+        <w:t xml:space="preserve"> B </w:t>
+      </w:r>
+      <w:r>
+        <w:rPr>
+          <w:rFonts w:hint="eastAsia" w:ascii="Times New Roman" w:hAnsi="Times New Roman" w:eastAsia="FangSong" w:cs="Times New Roman"/>
+        </w:rPr>
+        <w:t xml:space="preserve">和气体</w:t>
+      </w:r>
+      <w:r>
+        <w:rPr>
+          <w:rFonts w:ascii="Times New Roman" w:hAnsi="Times New Roman" w:eastAsia="Times New Roman" w:cs="Times New Roman"/>
+        </w:rPr>
+        <w:t xml:space="preserve"> C。A </w:t>
+      </w:r>
+      <w:r>
+        <w:rPr>
+          <w:rFonts w:hint="eastAsia" w:ascii="Times New Roman" w:hAnsi="Times New Roman" w:eastAsia="FangSong" w:cs="Times New Roman"/>
+        </w:rPr>
+        <w:t xml:space="preserve">中加入</w:t>
+      </w:r>
+      <w:r>
+        <w:rPr>
+          <w:rFonts w:ascii="Times New Roman" w:hAnsi="Times New Roman" w:eastAsia="Times New Roman" w:cs="Times New Roman"/>
+        </w:rPr>
+        <w:t xml:space="preserve"> NaOH </w:t>
+      </w:r>
+      <w:r>
+        <w:rPr>
+          <w:rFonts w:hint="eastAsia" w:ascii="Times New Roman" w:hAnsi="Times New Roman" w:eastAsia="FangSong" w:cs="Times New Roman"/>
+        </w:rPr>
+        <w:t>溶液</w:t>
       </w:r>
       <w:r>
         <w:rPr>
@@ -45545,31 +46659,68 @@
         <w:rPr>
           <w:rFonts w:hint="eastAsia" w:ascii="Times New Roman" w:hAnsi="Times New Roman" w:eastAsia="FangSong" w:cs="Times New Roman"/>
         </w:rPr>
-        <w:t>称取</w:t>
-      </w:r>
-      <w:r>
-        <w:rPr>
-          <w:rFonts w:ascii="Times New Roman" w:hAnsi="Times New Roman" w:eastAsia="Times New Roman" w:cs="Times New Roman"/>
-        </w:rPr>
-        <w:t xml:space="preserve"> 2.56 g </w:t>
-      </w:r>
-      <w:r>
-        <w:rPr>
-          <w:rFonts w:hint="eastAsia" w:ascii="Times New Roman" w:hAnsi="Times New Roman" w:eastAsia="FangSong" w:cs="Times New Roman"/>
-        </w:rPr>
-        <w:t xml:space="preserve">样品溶于</w:t>
-      </w:r>
-      <w:r>
-        <w:rPr>
-          <w:rFonts w:ascii="Times New Roman" w:hAnsi="Times New Roman" w:eastAsia="Times New Roman" w:cs="Times New Roman"/>
-        </w:rPr>
-        <w:t xml:space="preserve"> HCl </w:t>
-      </w:r>
-      <w:r>
-        <w:rPr>
-          <w:rFonts w:hint="eastAsia" w:ascii="Times New Roman" w:hAnsi="Times New Roman" w:eastAsia="FangSong" w:cs="Times New Roman"/>
-        </w:rPr>
-        <w:t>溶液</w:t>
+        <w:t>得棕黑色沉淀</w:t>
+      </w:r>
+      <w:r>
+        <w:rPr>
+          <w:rFonts w:ascii="Times New Roman" w:hAnsi="Times New Roman" w:eastAsia="Times New Roman" w:cs="Times New Roman"/>
+        </w:rPr>
+        <w:t xml:space="preserve"> D </w:t>
+      </w:r>
+      <w:r>
+        <w:rPr>
+          <w:rFonts w:hint="eastAsia" w:ascii="Times New Roman" w:hAnsi="Times New Roman" w:eastAsia="FangSong" w:cs="Times New Roman"/>
+        </w:rPr>
+        <w:t xml:space="preserve">和绿色溶液</w:t>
+      </w:r>
+      <w:r>
+        <w:rPr>
+          <w:rFonts w:ascii="Times New Roman" w:hAnsi="Times New Roman" w:eastAsia="Times New Roman" w:cs="Times New Roman"/>
+        </w:rPr>
+        <w:t xml:space="preserve"> </w:t>
+      </w:r>
+      <w:r>
+        <w:rPr>
+          <w:rFonts w:hint="eastAsia" w:ascii="Times New Roman" w:hAnsi="Times New Roman" w:eastAsia="Times New Roman" w:cs="Times New Roman"/>
+        </w:rPr>
+        <w:t>E。</w:t>
+      </w:r>
+      <w:r>
+        <w:rPr>
+          <w:rFonts w:hint="eastAsia" w:ascii="Times New Roman" w:hAnsi="Times New Roman" w:eastAsia="FangSong" w:cs="Times New Roman"/>
+        </w:rPr>
+        <w:t>向</w:t>
+      </w:r>
+      <w:r>
+        <w:rPr>
+          <w:rFonts w:ascii="Times New Roman" w:hAnsi="Times New Roman" w:eastAsia="Times New Roman" w:cs="Times New Roman"/>
+        </w:rPr>
+        <w:t xml:space="preserve"> A </w:t>
+      </w:r>
+      <w:r>
+        <w:rPr>
+          <w:rFonts w:hint="eastAsia" w:ascii="Times New Roman" w:hAnsi="Times New Roman" w:eastAsia="FangSong" w:cs="Times New Roman"/>
+        </w:rPr>
+        <w:t xml:space="preserve">中通入过量</w:t>
+      </w:r>
+      <w:r>
+        <w:rPr>
+          <w:rFonts w:ascii="Times New Roman" w:hAnsi="Times New Roman" w:eastAsia="Times New Roman" w:cs="Times New Roman"/>
+        </w:rPr>
+        <w:t xml:space="preserve"> </w:t>
+      </w:r>
+      <w:r>
+        <w:rPr>
+          <w:rFonts w:hint="eastAsia" w:ascii="Times New Roman" w:hAnsi="Times New Roman" w:eastAsia="Times New Roman" w:cs="Times New Roman"/>
+        </w:rPr>
+        <w:t>SO</w:t>
+      </w:r>
+      <w:r>
+        <w:rPr>
+          <w:rFonts w:hint="eastAsia" w:ascii="Times New Roman" w:hAnsi="Times New Roman" w:eastAsia="Times New Roman" w:cs="Times New Roman"/>
+          <w:vertAlign w:val="subscript"/>
+        </w:rPr>
+        <w:t>2</w:t>
       </w:r>
       <w:r>
         <w:rPr>
@@ -45581,13 +46732,220 @@
         <w:rPr>
           <w:rFonts w:hint="eastAsia" w:ascii="Times New Roman" w:hAnsi="Times New Roman" w:eastAsia="FangSong" w:cs="Times New Roman"/>
         </w:rPr>
-        <w:t>产生</w:t>
-      </w:r>
-      <w:r>
-        <w:rPr>
-          <w:rFonts w:ascii="Times New Roman" w:hAnsi="Times New Roman" w:eastAsia="Times New Roman" w:cs="Times New Roman"/>
-        </w:rPr>
-        <w:t xml:space="preserve"> </w:t>
+        <w:t>则溶液最后变为粉红色溶液</w:t>
+      </w:r>
+      <w:r>
+        <w:rPr>
+          <w:rFonts w:ascii="Times New Roman" w:hAnsi="Times New Roman" w:eastAsia="Times New Roman" w:cs="Times New Roman"/>
+        </w:rPr>
+        <w:t xml:space="preserve"> </w:t>
+      </w:r>
+      <w:r>
+        <w:rPr>
+          <w:rFonts w:hint="eastAsia" w:ascii="Times New Roman" w:hAnsi="Times New Roman" w:eastAsia="Times New Roman" w:cs="Times New Roman"/>
+        </w:rPr>
+        <w:t>F。</w:t>
+      </w:r>
+      <w:r>
+        <w:rPr>
+          <w:rFonts w:hint="eastAsia" w:ascii="Times New Roman" w:hAnsi="Times New Roman" w:eastAsia="FangSong" w:cs="Times New Roman"/>
+        </w:rPr>
+        <w:t>向</w:t>
+      </w:r>
+      <w:r>
+        <w:rPr>
+          <w:rFonts w:ascii="Times New Roman" w:hAnsi="Times New Roman" w:eastAsia="Times New Roman" w:cs="Times New Roman"/>
+        </w:rPr>
+        <w:t xml:space="preserve"> F </w:t>
+      </w:r>
+      <w:r>
+        <w:rPr>
+          <w:rFonts w:hint="eastAsia" w:ascii="Times New Roman" w:hAnsi="Times New Roman" w:eastAsia="FangSong" w:cs="Times New Roman"/>
+        </w:rPr>
+        <w:t>中加入过量氨水</w:t>
+      </w:r>
+      <w:r>
+        <w:rPr>
+          <w:rFonts w:hint="eastAsia" w:ascii="Times New Roman" w:hAnsi="Times New Roman" w:eastAsia="Times New Roman" w:cs="Times New Roman"/>
+        </w:rPr>
+        <w:t>，</w:t>
+      </w:r>
+      <w:r>
+        <w:rPr>
+          <w:rFonts w:hint="eastAsia" w:ascii="Times New Roman" w:hAnsi="Times New Roman" w:eastAsia="FangSong" w:cs="Times New Roman"/>
+        </w:rPr>
+        <w:t>得白色沉淀</w:t>
+      </w:r>
+      <w:r>
+        <w:rPr>
+          <w:rFonts w:ascii="Times New Roman" w:hAnsi="Times New Roman" w:eastAsia="Times New Roman" w:cs="Times New Roman"/>
+        </w:rPr>
+        <w:t xml:space="preserve"> G </w:t>
+      </w:r>
+      <w:r>
+        <w:rPr>
+          <w:rFonts w:hint="eastAsia" w:ascii="Times New Roman" w:hAnsi="Times New Roman" w:eastAsia="FangSong" w:cs="Times New Roman"/>
+        </w:rPr>
+        <w:t xml:space="preserve">和棕黄色溶液</w:t>
+      </w:r>
+      <w:r>
+        <w:rPr>
+          <w:rFonts w:ascii="Times New Roman" w:hAnsi="Times New Roman" w:eastAsia="Times New Roman" w:cs="Times New Roman"/>
+        </w:rPr>
+        <w:t xml:space="preserve"> H。G </w:t>
+      </w:r>
+      <w:r>
+        <w:rPr>
+          <w:rFonts w:hint="eastAsia" w:ascii="Times New Roman" w:hAnsi="Times New Roman" w:eastAsia="FangSong" w:cs="Times New Roman"/>
+        </w:rPr>
+        <w:t>在空气中缓慢转化为棕黑色沉淀</w:t>
+      </w:r>
+      <w:r>
+        <w:rPr>
+          <w:rFonts w:hint="eastAsia" w:ascii="Times New Roman" w:hAnsi="Times New Roman" w:eastAsia="Times New Roman" w:cs="Times New Roman"/>
+        </w:rPr>
+        <w:t>。</w:t>
+      </w:r>
+      <w:r>
+        <w:rPr>
+          <w:rFonts w:hint="eastAsia" w:ascii="Times New Roman" w:hAnsi="Times New Roman" w:eastAsia="FangSong" w:cs="Times New Roman"/>
+        </w:rPr>
+        <w:t>将</w:t>
+      </w:r>
+      <w:r>
+        <w:rPr>
+          <w:rFonts w:ascii="Times New Roman" w:hAnsi="Times New Roman" w:eastAsia="Times New Roman" w:cs="Times New Roman"/>
+        </w:rPr>
+        <w:t xml:space="preserve"> D </w:t>
+      </w:r>
+      <w:r>
+        <w:rPr>
+          <w:rFonts w:hint="eastAsia" w:ascii="Times New Roman" w:hAnsi="Times New Roman" w:eastAsia="FangSong" w:cs="Times New Roman"/>
+        </w:rPr>
+        <w:t xml:space="preserve">和</w:t>
+      </w:r>
+      <w:r>
+        <w:rPr>
+          <w:rFonts w:ascii="Times New Roman" w:hAnsi="Times New Roman" w:eastAsia="Times New Roman" w:cs="Times New Roman"/>
+        </w:rPr>
+        <w:t xml:space="preserve"> G </w:t>
+      </w:r>
+      <w:r>
+        <w:rPr>
+          <w:rFonts w:hint="eastAsia" w:ascii="Times New Roman" w:hAnsi="Times New Roman" w:eastAsia="FangSong" w:cs="Times New Roman"/>
+        </w:rPr>
+        <w:t xml:space="preserve">混合后加入</w:t>
+      </w:r>
+      <w:r>
+        <w:rPr>
+          <w:rFonts w:ascii="Times New Roman" w:hAnsi="Times New Roman" w:eastAsia="Times New Roman" w:cs="Times New Roman"/>
+        </w:rPr>
+        <w:t xml:space="preserve"> </w:t>
+      </w:r>
+      <m:oMath>
+        <m:sSub>
+          <m:e>
+            <m:r>
+              <m:t>H</m:t>
+            </m:r>
+          </m:e>
+          <m:sub>
+            <m:r>
+              <m:t>2</m:t>
+            </m:r>
+          </m:sub>
+        </m:sSub>
+        <m:r>
+          <m:t>S</m:t>
+        </m:r>
+        <m:sSub>
+          <m:e>
+            <m:r>
+              <m:t>O</m:t>
+            </m:r>
+          </m:e>
+          <m:sub>
+            <m:r>
+              <m:t>4</m:t>
+            </m:r>
+          </m:sub>
+        </m:sSub>
+      </m:oMath>
+      <w:r>
+        <w:rPr>
+          <w:rFonts w:hint="eastAsia" w:ascii="Times New Roman" w:hAnsi="Times New Roman" w:eastAsia="Times New Roman" w:cs="Times New Roman"/>
+        </w:rPr>
+        <w:t>，</w:t>
+      </w:r>
+      <w:r>
+        <w:rPr>
+          <w:rFonts w:hint="eastAsia" w:ascii="Times New Roman" w:hAnsi="Times New Roman" w:eastAsia="FangSong" w:cs="Times New Roman"/>
+        </w:rPr>
+        <w:t>又得溶液</w:t>
+      </w:r>
+      <w:r>
+        <w:rPr>
+          <w:rFonts w:ascii="Times New Roman" w:hAnsi="Times New Roman" w:eastAsia="Times New Roman" w:cs="Times New Roman"/>
+        </w:rPr>
+        <w:t xml:space="preserve"> </w:t>
+      </w:r>
+      <w:r>
+        <w:rPr>
+          <w:rFonts w:hint="eastAsia" w:ascii="Times New Roman" w:hAnsi="Times New Roman" w:eastAsia="Times New Roman" w:cs="Times New Roman"/>
+        </w:rPr>
+        <w:t>A。</w:t>
+      </w:r>
+      <w:r>
+        <w:rPr>
+          <w:rFonts w:hint="eastAsia" w:ascii="Times New Roman" w:hAnsi="Times New Roman" w:eastAsia="FangSong" w:cs="Times New Roman"/>
+        </w:rPr>
+        <w:t>给出各字母所代表的物质</w:t>
+      </w:r>
+      <w:r>
+        <w:rPr>
+          <w:rFonts w:hint="eastAsia" w:ascii="Times New Roman" w:hAnsi="Times New Roman" w:eastAsia="Times New Roman" w:cs="Times New Roman"/>
+        </w:rPr>
+        <w:t>，</w:t>
+      </w:r>
+      <w:r>
+        <w:rPr>
+          <w:rFonts w:hint="eastAsia" w:ascii="Times New Roman" w:hAnsi="Times New Roman" w:eastAsia="FangSong" w:cs="Times New Roman"/>
+        </w:rPr>
+        <w:t>写出有关的化学反应方程式</w:t>
+      </w:r>
+      <w:r>
+        <w:rPr>
+          <w:rFonts w:hint="eastAsia" w:ascii="Times New Roman" w:hAnsi="Times New Roman" w:eastAsia="Times New Roman" w:cs="Times New Roman"/>
+        </w:rPr>
+        <w:t>。</w:t>
+      </w:r>
+    </w:p>
+    <w:p>
+      <w:pPr>
+        <w:pStyle w:val="BodyText"/>
+      </w:pPr>
+      <w:r>
+        <w:rPr>
+          <w:rFonts w:ascii="Times New Roman" w:hAnsi="Times New Roman" w:eastAsia="Times New Roman" w:cs="Times New Roman"/>
+        </w:rPr>
+        <w:t xml:space="preserve">📖 </w:t>
+      </w:r>
+      <w:r>
+        <w:rPr>
+          <w:rFonts w:hint="eastAsia" w:ascii="Times New Roman" w:hAnsi="Times New Roman" w:eastAsia="FangSong" w:cs="Times New Roman"/>
+        </w:rPr>
+        <w:t xml:space="preserve">查看答案</w:t>
+      </w:r>
+    </w:p>
+    <w:p>
+      <w:pPr>
+        <w:pStyle w:val="BodyText"/>
+      </w:pPr>
+      <w:r>
+        <w:rPr>
+          <w:rFonts w:hint="eastAsia" w:ascii="Times New Roman" w:hAnsi="Times New Roman" w:eastAsia="Times New Roman" w:cs="Times New Roman"/>
+        </w:rPr>
+        <w:t xml:space="preserve">A：</w:t>
       </w:r>
       <m:oMath>
         <m:oMathPr>
@@ -45599,6 +46957,2338 @@
           </m:ctrlPr>
         </m:oMathPr>
         <m:r>
+          <m:rPr>
+            <m:sty m:val="p"/>
+          </m:rPr>
+          <m:t>M</m:t>
+        </m:r>
+        <m:r>
+          <m:rPr>
+            <m:sty m:val="p"/>
+          </m:rPr>
+          <m:t>n</m:t>
+        </m:r>
+        <m:sSubSup>
+          <m:e>
+            <m:r>
+              <m:rPr>
+                <m:sty m:val="p"/>
+              </m:rPr>
+              <m:t>O</m:t>
+            </m:r>
+          </m:e>
+          <m:sub>
+            <m:r>
+              <m:rPr>
+                <m:sty m:val="p"/>
+              </m:rPr>
+              <m:t>4</m:t>
+            </m:r>
+          </m:sub>
+          <m:sup>
+            <m:r>
+              <m:rPr>
+                <m:sty m:val="p"/>
+              </m:rPr>
+              <m:t>−</m:t>
+            </m:r>
+          </m:sup>
+        </m:sSubSup>
+        <m:r>
+          <m:rPr>
+            <m:sty m:val="p"/>
+          </m:rPr>
+          <m:t>+</m:t>
+        </m:r>
+        <m:r>
+          <m:rPr>
+            <m:sty m:val="p"/>
+          </m:rPr>
+          <m:t>C</m:t>
+        </m:r>
+        <m:sSup>
+          <m:e>
+            <m:r>
+              <m:rPr>
+                <m:sty m:val="p"/>
+              </m:rPr>
+              <m:t>o</m:t>
+            </m:r>
+          </m:e>
+          <m:sup>
+            <m:r>
+              <m:rPr>
+                <m:sty m:val="p"/>
+              </m:rPr>
+              <m:t>2</m:t>
+            </m:r>
+            <m:r>
+              <m:rPr>
+                <m:sty m:val="p"/>
+              </m:rPr>
+              <m:t>+</m:t>
+            </m:r>
+          </m:sup>
+        </m:sSup>
+      </m:oMath>
+      <w:r>
+        <w:rPr>
+          <w:rFonts w:hint="eastAsia" w:ascii="Times New Roman" w:hAnsi="Times New Roman" w:eastAsia="Times New Roman" w:cs="Times New Roman"/>
+        </w:rPr>
+        <w:t xml:space="preserve">；B：</w:t>
+      </w:r>
+      <m:oMath>
+        <m:oMathPr>
+          <m:ctrlPr>
+            <w:rPr>
+              <w:sz w:val="28"/>
+              <w:szCs w:val="28"/>
+            </w:rPr>
+          </m:ctrlPr>
+        </m:oMathPr>
+        <m:r>
+          <m:rPr>
+            <m:sty m:val="p"/>
+          </m:rPr>
+          <m:t>[</m:t>
+        </m:r>
+        <m:r>
+          <m:t>C</m:t>
+        </m:r>
+        <m:r>
+          <m:t>o</m:t>
+        </m:r>
+        <m:r>
+          <m:t>C</m:t>
+        </m:r>
+        <m:sSub>
+          <m:e>
+            <m:r>
+              <m:t>l</m:t>
+            </m:r>
+          </m:e>
+          <m:sub>
+            <m:r>
+              <m:t>4</m:t>
+            </m:r>
+          </m:sub>
+        </m:sSub>
+        <m:sSup>
+          <m:e>
+            <m:r>
+              <m:rPr>
+                <m:sty m:val="p"/>
+              </m:rPr>
+              <m:t>]</m:t>
+            </m:r>
+          </m:e>
+          <m:sup>
+            <m:r>
+              <m:t>2</m:t>
+            </m:r>
+            <m:r>
+              <m:rPr>
+                <m:sty m:val="p"/>
+              </m:rPr>
+              <m:t>−</m:t>
+            </m:r>
+          </m:sup>
+        </m:sSup>
+      </m:oMath>
+      <w:r>
+        <w:rPr>
+          <w:rFonts w:hint="eastAsia" w:ascii="Times New Roman" w:hAnsi="Times New Roman" w:eastAsia="Times New Roman" w:cs="Times New Roman"/>
+        </w:rPr>
+        <w:t xml:space="preserve">；C：</w:t>
+      </w:r>
+      <m:oMath>
+        <m:r>
+          <m:t>C</m:t>
+        </m:r>
+        <m:sSub>
+          <m:e>
+            <m:r>
+              <m:t>l</m:t>
+            </m:r>
+          </m:e>
+          <m:sub>
+            <m:r>
+              <m:t>2</m:t>
+            </m:r>
+          </m:sub>
+        </m:sSub>
+      </m:oMath>
+      <w:r>
+        <w:rPr>
+          <w:rFonts w:hint="eastAsia" w:ascii="Times New Roman" w:hAnsi="Times New Roman" w:eastAsia="Times New Roman" w:cs="Times New Roman"/>
+        </w:rPr>
+        <w:t xml:space="preserve">；D：</w:t>
+      </w:r>
+      <m:oMath>
+        <m:oMathPr>
+          <m:ctrlPr>
+            <w:rPr>
+              <w:sz w:val="28"/>
+              <w:szCs w:val="28"/>
+            </w:rPr>
+          </m:ctrlPr>
+        </m:oMathPr>
+        <m:r>
+          <m:t>C</m:t>
+        </m:r>
+        <m:r>
+          <m:t>o</m:t>
+        </m:r>
+        <m:r>
+          <m:rPr>
+            <m:sty m:val="p"/>
+          </m:rPr>
+          <m:t>(</m:t>
+        </m:r>
+        <m:r>
+          <m:t>O</m:t>
+        </m:r>
+        <m:r>
+          <m:t>H</m:t>
+        </m:r>
+        <m:sSub>
+          <m:e>
+            <m:r>
+              <m:rPr>
+                <m:sty m:val="p"/>
+              </m:rPr>
+              <m:t>)</m:t>
+            </m:r>
+          </m:e>
+          <m:sub>
+            <m:r>
+              <m:t>3</m:t>
+            </m:r>
+          </m:sub>
+        </m:sSub>
+      </m:oMath>
+      <w:r>
+        <w:rPr>
+          <w:rFonts w:hint="eastAsia" w:ascii="Times New Roman" w:hAnsi="Times New Roman" w:eastAsia="Times New Roman" w:cs="Times New Roman"/>
+        </w:rPr>
+        <w:t xml:space="preserve">；E：</w:t>
+      </w:r>
+      <m:oMath>
+        <m:oMathPr>
+          <m:ctrlPr>
+            <w:rPr>
+              <w:sz w:val="28"/>
+              <w:szCs w:val="28"/>
+            </w:rPr>
+          </m:ctrlPr>
+        </m:oMathPr>
+        <m:r>
+          <m:t>M</m:t>
+        </m:r>
+        <m:r>
+          <m:t>n</m:t>
+        </m:r>
+        <m:sSubSup>
+          <m:e>
+            <m:r>
+              <m:t>O</m:t>
+            </m:r>
+          </m:e>
+          <m:sub>
+            <m:r>
+              <m:t>4</m:t>
+            </m:r>
+          </m:sub>
+          <m:sup>
+            <m:r>
+              <m:t>2</m:t>
+            </m:r>
+            <m:r>
+              <m:rPr>
+                <m:sty m:val="p"/>
+              </m:rPr>
+              <m:t>−</m:t>
+            </m:r>
+          </m:sup>
+        </m:sSubSup>
+      </m:oMath>
+      <w:r>
+        <w:rPr>
+          <w:rFonts w:hint="eastAsia" w:ascii="Times New Roman" w:hAnsi="Times New Roman" w:eastAsia="Times New Roman" w:cs="Times New Roman"/>
+        </w:rPr>
+        <w:t xml:space="preserve">；F：</w:t>
+      </w:r>
+      <m:oMath>
+        <m:oMathPr>
+          <m:ctrlPr>
+            <w:rPr>
+              <w:sz w:val="28"/>
+              <w:szCs w:val="28"/>
+            </w:rPr>
+          </m:ctrlPr>
+        </m:oMathPr>
+        <m:r>
+          <m:t>M</m:t>
+        </m:r>
+        <m:sSup>
+          <m:e>
+            <m:r>
+              <m:t>n</m:t>
+            </m:r>
+          </m:e>
+          <m:sup>
+            <m:r>
+              <m:t>2</m:t>
+            </m:r>
+            <m:r>
+              <m:rPr>
+                <m:sty m:val="p"/>
+              </m:rPr>
+              <m:t>+</m:t>
+            </m:r>
+          </m:sup>
+        </m:sSup>
+        <m:r>
+          <m:rPr>
+            <m:sty m:val="p"/>
+          </m:rPr>
+          <m:t>+</m:t>
+        </m:r>
+        <m:r>
+          <m:t>C</m:t>
+        </m:r>
+        <m:sSup>
+          <m:e>
+            <m:r>
+              <m:t>o</m:t>
+            </m:r>
+          </m:e>
+          <m:sup>
+            <m:r>
+              <m:t>2</m:t>
+            </m:r>
+            <m:r>
+              <m:rPr>
+                <m:sty m:val="p"/>
+              </m:rPr>
+              <m:t>+</m:t>
+            </m:r>
+          </m:sup>
+        </m:sSup>
+      </m:oMath>
+      <w:r>
+        <w:rPr>
+          <w:rFonts w:hint="eastAsia" w:ascii="Times New Roman" w:hAnsi="Times New Roman" w:eastAsia="Times New Roman" w:cs="Times New Roman"/>
+        </w:rPr>
+        <w:t xml:space="preserve">；G：</w:t>
+      </w:r>
+      <m:oMath>
+        <m:oMathPr>
+          <m:ctrlPr>
+            <w:rPr>
+              <w:sz w:val="28"/>
+              <w:szCs w:val="28"/>
+            </w:rPr>
+          </m:ctrlPr>
+        </m:oMathPr>
+        <m:r>
+          <m:t>M</m:t>
+        </m:r>
+        <m:r>
+          <m:t>n</m:t>
+        </m:r>
+        <m:r>
+          <m:rPr>
+            <m:sty m:val="p"/>
+          </m:rPr>
+          <m:t>(</m:t>
+        </m:r>
+        <m:r>
+          <m:t>O</m:t>
+        </m:r>
+        <m:r>
+          <m:t>H</m:t>
+        </m:r>
+        <m:sSub>
+          <m:e>
+            <m:r>
+              <m:rPr>
+                <m:sty m:val="p"/>
+              </m:rPr>
+              <m:t>)</m:t>
+            </m:r>
+          </m:e>
+          <m:sub>
+            <m:r>
+              <m:t>2</m:t>
+            </m:r>
+          </m:sub>
+        </m:sSub>
+      </m:oMath>
+      <w:r>
+        <w:rPr>
+          <w:rFonts w:hint="eastAsia" w:ascii="Times New Roman" w:hAnsi="Times New Roman" w:eastAsia="Times New Roman" w:cs="Times New Roman"/>
+        </w:rPr>
+        <w:t xml:space="preserve">；H：</w:t>
+      </w:r>
+      <m:oMath>
+        <m:oMathPr>
+          <m:ctrlPr>
+            <w:rPr>
+              <w:sz w:val="28"/>
+              <w:szCs w:val="28"/>
+            </w:rPr>
+          </m:ctrlPr>
+        </m:oMathPr>
+        <m:r>
+          <m:rPr>
+            <m:sty m:val="p"/>
+          </m:rPr>
+          <m:t>[</m:t>
+        </m:r>
+        <m:r>
+          <m:t>C</m:t>
+        </m:r>
+        <m:r>
+          <m:t>o</m:t>
+        </m:r>
+        <m:r>
+          <m:rPr>
+            <m:sty m:val="p"/>
+          </m:rPr>
+          <m:t>(</m:t>
+        </m:r>
+        <m:r>
+          <m:t>N</m:t>
+        </m:r>
+        <m:sSub>
+          <m:e>
+            <m:r>
+              <m:t>H</m:t>
+            </m:r>
+          </m:e>
+          <m:sub>
+            <m:r>
+              <m:t>3</m:t>
+            </m:r>
+          </m:sub>
+        </m:sSub>
+        <m:sSub>
+          <m:e>
+            <m:r>
+              <m:rPr>
+                <m:sty m:val="p"/>
+              </m:rPr>
+              <m:t>)</m:t>
+            </m:r>
+          </m:e>
+          <m:sub>
+            <m:r>
+              <m:t>6</m:t>
+            </m:r>
+          </m:sub>
+        </m:sSub>
+        <m:sSup>
+          <m:e>
+            <m:r>
+              <m:rPr>
+                <m:sty m:val="p"/>
+              </m:rPr>
+              <m:t>]</m:t>
+            </m:r>
+          </m:e>
+          <m:sup>
+            <m:r>
+              <m:t>2</m:t>
+            </m:r>
+            <m:r>
+              <m:rPr>
+                <m:sty m:val="p"/>
+              </m:rPr>
+              <m:t>+</m:t>
+            </m:r>
+          </m:sup>
+        </m:sSup>
+      </m:oMath>
+    </w:p>
+    <w:p>
+      <w:pPr>
+        <w:pStyle w:val="BodyText"/>
+      </w:pPr>
+      <w:r>
+        <w:rPr>
+          <w:rFonts w:hint="eastAsia" w:ascii="Times New Roman" w:hAnsi="Times New Roman" w:eastAsia="FangSong" w:cs="Times New Roman"/>
+        </w:rPr>
+        <w:t>有关反应方程式</w:t>
+      </w:r>
+      <w:r>
+        <w:rPr>
+          <w:rFonts w:hint="eastAsia" w:ascii="Times New Roman" w:hAnsi="Times New Roman" w:eastAsia="Times New Roman" w:cs="Times New Roman"/>
+        </w:rPr>
+        <w:t>：</w:t>
+      </w:r>
+    </w:p>
+    <w:p>
+      <w:pPr>
+        <w:pStyle w:val="BodyText"/>
+      </w:pPr>
+      <m:oMathPara>
+        <m:oMathParaPr>
+          <m:jc m:val="center"/>
+          <m:ctrlPr>
+            <w:rPr>
+              <w:sz w:val="28"/>
+              <w:szCs w:val="28"/>
+            </w:rPr>
+          </m:ctrlPr>
+        </m:oMathParaPr>
+        <m:oMath>
+          <m:eqArr>
+            <m:e>
+              <m:r>
+                <m:t>&amp;</m:t>
+              </m:r>
+              <m:r>
+                <m:rPr>
+                  <m:sty m:val="p"/>
+                </m:rPr>
+                <m:t>C</m:t>
+              </m:r>
+              <m:sSup>
+                <m:e>
+                  <m:r>
+                    <m:rPr>
+                      <m:sty m:val="p"/>
+                    </m:rPr>
+                    <m:t>o</m:t>
+                  </m:r>
+                </m:e>
+                <m:sup>
+                  <m:r>
+                    <m:rPr>
+                      <m:sty m:val="p"/>
+                    </m:rPr>
+                    <m:t>2</m:t>
+                  </m:r>
+                  <m:r>
+                    <m:rPr>
+                      <m:sty m:val="p"/>
+                    </m:rPr>
+                    <m:t>+</m:t>
+                  </m:r>
+                </m:sup>
+              </m:sSup>
+              <m:r>
+                <m:rPr>
+                  <m:sty m:val="p"/>
+                </m:rPr>
+                <m:t>+</m:t>
+              </m:r>
+              <m:r>
+                <m:rPr>
+                  <m:sty m:val="p"/>
+                </m:rPr>
+                <m:t>4</m:t>
+              </m:r>
+              <m:r>
+                <m:rPr>
+                  <m:sty m:val="p"/>
+                </m:rPr>
+                <m:t>C</m:t>
+              </m:r>
+              <m:sSup>
+                <m:e>
+                  <m:r>
+                    <m:rPr>
+                      <m:sty m:val="p"/>
+                    </m:rPr>
+                    <m:t>l</m:t>
+                  </m:r>
+                </m:e>
+                <m:sup>
+                  <m:r>
+                    <m:rPr>
+                      <m:sty m:val="p"/>
+                    </m:rPr>
+                    <m:t>−</m:t>
+                  </m:r>
+                </m:sup>
+              </m:sSup>
+              <m:r>
+                <m:rPr>
+                  <m:sty m:val="p"/>
+                </m:rPr>
+                <m:t>→</m:t>
+              </m:r>
+              <m:r>
+                <m:rPr>
+                  <m:sty m:val="p"/>
+                </m:rPr>
+                <m:t>[</m:t>
+              </m:r>
+              <m:r>
+                <m:rPr>
+                  <m:sty m:val="p"/>
+                </m:rPr>
+                <m:t>C</m:t>
+              </m:r>
+              <m:r>
+                <m:rPr>
+                  <m:sty m:val="p"/>
+                </m:rPr>
+                <m:t>o</m:t>
+              </m:r>
+              <m:r>
+                <m:rPr>
+                  <m:sty m:val="p"/>
+                </m:rPr>
+                <m:t>C</m:t>
+              </m:r>
+              <m:sSub>
+                <m:e>
+                  <m:r>
+                    <m:rPr>
+                      <m:sty m:val="p"/>
+                    </m:rPr>
+                    <m:t>l</m:t>
+                  </m:r>
+                </m:e>
+                <m:sub>
+                  <m:r>
+                    <m:rPr>
+                      <m:sty m:val="p"/>
+                    </m:rPr>
+                    <m:t>4</m:t>
+                  </m:r>
+                </m:sub>
+              </m:sSub>
+              <m:sSup>
+                <m:e>
+                  <m:r>
+                    <m:rPr>
+                      <m:sty m:val="p"/>
+                    </m:rPr>
+                    <m:t>]</m:t>
+                  </m:r>
+                </m:e>
+                <m:sup>
+                  <m:r>
+                    <m:rPr>
+                      <m:sty m:val="p"/>
+                    </m:rPr>
+                    <m:t>2</m:t>
+                  </m:r>
+                  <m:r>
+                    <m:rPr>
+                      <m:sty m:val="p"/>
+                    </m:rPr>
+                    <m:t>−</m:t>
+                  </m:r>
+                </m:sup>
+              </m:sSup>
+            </m:e>
+            <m:e>
+              <m:r>
+                <m:t>&amp;</m:t>
+              </m:r>
+              <m:r>
+                <m:rPr>
+                  <m:sty m:val="p"/>
+                </m:rPr>
+                <m:t>2</m:t>
+              </m:r>
+              <m:r>
+                <m:rPr>
+                  <m:sty m:val="p"/>
+                </m:rPr>
+                <m:t>M</m:t>
+              </m:r>
+              <m:r>
+                <m:rPr>
+                  <m:sty m:val="p"/>
+                </m:rPr>
+                <m:t>n</m:t>
+              </m:r>
+              <m:sSubSup>
+                <m:e>
+                  <m:r>
+                    <m:rPr>
+                      <m:sty m:val="p"/>
+                    </m:rPr>
+                    <m:t>O</m:t>
+                  </m:r>
+                </m:e>
+                <m:sub>
+                  <m:r>
+                    <m:rPr>
+                      <m:sty m:val="p"/>
+                    </m:rPr>
+                    <m:t>4</m:t>
+                  </m:r>
+                </m:sub>
+                <m:sup>
+                  <m:r>
+                    <m:rPr>
+                      <m:sty m:val="p"/>
+                    </m:rPr>
+                    <m:t>−</m:t>
+                  </m:r>
+                </m:sup>
+              </m:sSubSup>
+              <m:r>
+                <m:rPr>
+                  <m:sty m:val="p"/>
+                </m:rPr>
+                <m:t>+</m:t>
+              </m:r>
+              <m:r>
+                <m:rPr>
+                  <m:sty m:val="p"/>
+                </m:rPr>
+                <m:t>10</m:t>
+              </m:r>
+              <m:r>
+                <m:rPr>
+                  <m:sty m:val="p"/>
+                </m:rPr>
+                <m:t>C</m:t>
+              </m:r>
+              <m:sSup>
+                <m:e>
+                  <m:r>
+                    <m:rPr>
+                      <m:sty m:val="p"/>
+                    </m:rPr>
+                    <m:t>l</m:t>
+                  </m:r>
+                </m:e>
+                <m:sup>
+                  <m:r>
+                    <m:rPr>
+                      <m:sty m:val="p"/>
+                    </m:rPr>
+                    <m:t>−</m:t>
+                  </m:r>
+                </m:sup>
+              </m:sSup>
+              <m:r>
+                <m:rPr>
+                  <m:sty m:val="p"/>
+                </m:rPr>
+                <m:t>+</m:t>
+              </m:r>
+              <m:r>
+                <m:rPr>
+                  <m:sty m:val="p"/>
+                </m:rPr>
+                <m:t>16</m:t>
+              </m:r>
+              <m:sSup>
+                <m:e>
+                  <m:r>
+                    <m:rPr>
+                      <m:sty m:val="p"/>
+                    </m:rPr>
+                    <m:t>H</m:t>
+                  </m:r>
+                </m:e>
+                <m:sup>
+                  <m:r>
+                    <m:rPr>
+                      <m:sty m:val="p"/>
+                    </m:rPr>
+                    <m:t>+</m:t>
+                  </m:r>
+                </m:sup>
+              </m:sSup>
+              <m:r>
+                <m:rPr>
+                  <m:sty m:val="p"/>
+                </m:rPr>
+                <m:t>→</m:t>
+              </m:r>
+              <m:r>
+                <m:rPr>
+                  <m:sty m:val="p"/>
+                </m:rPr>
+                <m:t>2</m:t>
+              </m:r>
+              <m:r>
+                <m:rPr>
+                  <m:sty m:val="p"/>
+                </m:rPr>
+                <m:t>M</m:t>
+              </m:r>
+              <m:sSup>
+                <m:e>
+                  <m:r>
+                    <m:rPr>
+                      <m:sty m:val="p"/>
+                    </m:rPr>
+                    <m:t>n</m:t>
+                  </m:r>
+                </m:e>
+                <m:sup>
+                  <m:r>
+                    <m:rPr>
+                      <m:sty m:val="p"/>
+                    </m:rPr>
+                    <m:t>2</m:t>
+                  </m:r>
+                  <m:r>
+                    <m:rPr>
+                      <m:sty m:val="p"/>
+                    </m:rPr>
+                    <m:t>+</m:t>
+                  </m:r>
+                </m:sup>
+              </m:sSup>
+              <m:r>
+                <m:rPr>
+                  <m:sty m:val="p"/>
+                </m:rPr>
+                <m:t>+</m:t>
+              </m:r>
+              <m:r>
+                <m:rPr>
+                  <m:sty m:val="p"/>
+                </m:rPr>
+                <m:t>5</m:t>
+              </m:r>
+              <m:r>
+                <m:rPr>
+                  <m:sty m:val="p"/>
+                </m:rPr>
+                <m:t>C</m:t>
+              </m:r>
+              <m:sSub>
+                <m:e>
+                  <m:r>
+                    <m:rPr>
+                      <m:sty m:val="p"/>
+                    </m:rPr>
+                    <m:t>l</m:t>
+                  </m:r>
+                </m:e>
+                <m:sub>
+                  <m:r>
+                    <m:rPr>
+                      <m:sty m:val="p"/>
+                    </m:rPr>
+                    <m:t>2</m:t>
+                  </m:r>
+                </m:sub>
+              </m:sSub>
+              <m:r>
+                <m:rPr>
+                  <m:sty m:val="p"/>
+                </m:rPr>
+                <m:t>↑</m:t>
+              </m:r>
+              <m:r>
+                <m:rPr>
+                  <m:sty m:val="p"/>
+                </m:rPr>
+                <m:t>+</m:t>
+              </m:r>
+              <m:r>
+                <m:rPr>
+                  <m:sty m:val="p"/>
+                </m:rPr>
+                <m:t>8</m:t>
+              </m:r>
+              <m:sSub>
+                <m:e>
+                  <m:r>
+                    <m:rPr>
+                      <m:sty m:val="p"/>
+                    </m:rPr>
+                    <m:t>H</m:t>
+                  </m:r>
+                </m:e>
+                <m:sub>
+                  <m:r>
+                    <m:rPr>
+                      <m:sty m:val="p"/>
+                    </m:rPr>
+                    <m:t>2</m:t>
+                  </m:r>
+                </m:sub>
+              </m:sSub>
+              <m:r>
+                <m:rPr>
+                  <m:sty m:val="p"/>
+                </m:rPr>
+                <m:t>O</m:t>
+              </m:r>
+            </m:e>
+            <m:e>
+              <m:r>
+                <m:t>&amp;</m:t>
+              </m:r>
+              <m:r>
+                <m:rPr>
+                  <m:sty m:val="p"/>
+                </m:rPr>
+                <m:t>M</m:t>
+              </m:r>
+              <m:r>
+                <m:rPr>
+                  <m:sty m:val="p"/>
+                </m:rPr>
+                <m:t>n</m:t>
+              </m:r>
+              <m:sSubSup>
+                <m:e>
+                  <m:r>
+                    <m:rPr>
+                      <m:sty m:val="p"/>
+                    </m:rPr>
+                    <m:t>O</m:t>
+                  </m:r>
+                </m:e>
+                <m:sub>
+                  <m:r>
+                    <m:rPr>
+                      <m:sty m:val="p"/>
+                    </m:rPr>
+                    <m:t>4</m:t>
+                  </m:r>
+                </m:sub>
+                <m:sup>
+                  <m:r>
+                    <m:rPr>
+                      <m:sty m:val="p"/>
+                    </m:rPr>
+                    <m:t>−</m:t>
+                  </m:r>
+                </m:sup>
+              </m:sSubSup>
+              <m:r>
+                <m:rPr>
+                  <m:sty m:val="p"/>
+                </m:rPr>
+                <m:t>+</m:t>
+              </m:r>
+              <m:r>
+                <m:rPr>
+                  <m:sty m:val="p"/>
+                </m:rPr>
+                <m:t>C</m:t>
+              </m:r>
+              <m:sSup>
+                <m:e>
+                  <m:r>
+                    <m:rPr>
+                      <m:sty m:val="p"/>
+                    </m:rPr>
+                    <m:t>o</m:t>
+                  </m:r>
+                </m:e>
+                <m:sup>
+                  <m:r>
+                    <m:rPr>
+                      <m:sty m:val="p"/>
+                    </m:rPr>
+                    <m:t>2</m:t>
+                  </m:r>
+                  <m:r>
+                    <m:rPr>
+                      <m:sty m:val="p"/>
+                    </m:rPr>
+                    <m:t>+</m:t>
+                  </m:r>
+                </m:sup>
+              </m:sSup>
+              <m:r>
+                <m:rPr>
+                  <m:sty m:val="p"/>
+                </m:rPr>
+                <m:t>+</m:t>
+              </m:r>
+              <m:r>
+                <m:rPr>
+                  <m:sty m:val="p"/>
+                </m:rPr>
+                <m:t>3</m:t>
+              </m:r>
+              <m:r>
+                <m:rPr>
+                  <m:sty m:val="p"/>
+                </m:rPr>
+                <m:t>O</m:t>
+              </m:r>
+              <m:sSup>
+                <m:e>
+                  <m:r>
+                    <m:rPr>
+                      <m:sty m:val="p"/>
+                    </m:rPr>
+                    <m:t>H</m:t>
+                  </m:r>
+                </m:e>
+                <m:sup>
+                  <m:r>
+                    <m:rPr>
+                      <m:sty m:val="p"/>
+                    </m:rPr>
+                    <m:t>−</m:t>
+                  </m:r>
+                </m:sup>
+              </m:sSup>
+              <m:r>
+                <m:rPr>
+                  <m:sty m:val="p"/>
+                </m:rPr>
+                <m:t>→</m:t>
+              </m:r>
+              <m:r>
+                <m:rPr>
+                  <m:sty m:val="p"/>
+                </m:rPr>
+                <m:t>M</m:t>
+              </m:r>
+              <m:r>
+                <m:rPr>
+                  <m:sty m:val="p"/>
+                </m:rPr>
+                <m:t>n</m:t>
+              </m:r>
+              <m:sSubSup>
+                <m:e>
+                  <m:r>
+                    <m:rPr>
+                      <m:sty m:val="p"/>
+                    </m:rPr>
+                    <m:t>O</m:t>
+                  </m:r>
+                </m:e>
+                <m:sub>
+                  <m:r>
+                    <m:rPr>
+                      <m:sty m:val="p"/>
+                    </m:rPr>
+                    <m:t>4</m:t>
+                  </m:r>
+                </m:sub>
+                <m:sup>
+                  <m:r>
+                    <m:rPr>
+                      <m:sty m:val="p"/>
+                    </m:rPr>
+                    <m:t>2</m:t>
+                  </m:r>
+                  <m:r>
+                    <m:rPr>
+                      <m:sty m:val="p"/>
+                    </m:rPr>
+                    <m:t>−</m:t>
+                  </m:r>
+                </m:sup>
+              </m:sSubSup>
+              <m:r>
+                <m:rPr>
+                  <m:sty m:val="p"/>
+                </m:rPr>
+                <m:t>+</m:t>
+              </m:r>
+              <m:r>
+                <m:rPr>
+                  <m:sty m:val="p"/>
+                </m:rPr>
+                <m:t>C</m:t>
+              </m:r>
+              <m:r>
+                <m:rPr>
+                  <m:sty m:val="p"/>
+                </m:rPr>
+                <m:t>o</m:t>
+              </m:r>
+              <m:r>
+                <m:rPr>
+                  <m:sty m:val="p"/>
+                </m:rPr>
+                <m:t>(</m:t>
+              </m:r>
+              <m:r>
+                <m:rPr>
+                  <m:sty m:val="p"/>
+                </m:rPr>
+                <m:t>O</m:t>
+              </m:r>
+              <m:r>
+                <m:rPr>
+                  <m:sty m:val="p"/>
+                </m:rPr>
+                <m:t>H</m:t>
+              </m:r>
+              <m:sSub>
+                <m:e>
+                  <m:r>
+                    <m:rPr>
+                      <m:sty m:val="p"/>
+                    </m:rPr>
+                    <m:t>)</m:t>
+                  </m:r>
+                </m:e>
+                <m:sub>
+                  <m:r>
+                    <m:rPr>
+                      <m:sty m:val="p"/>
+                    </m:rPr>
+                    <m:t>3</m:t>
+                  </m:r>
+                </m:sub>
+              </m:sSub>
+              <m:r>
+                <m:rPr>
+                  <m:sty m:val="p"/>
+                </m:rPr>
+                <m:t>↓</m:t>
+              </m:r>
+            </m:e>
+            <m:e>
+              <m:r>
+                <m:t>&amp;</m:t>
+              </m:r>
+              <m:r>
+                <m:rPr>
+                  <m:sty m:val="p"/>
+                </m:rPr>
+                <m:t>2</m:t>
+              </m:r>
+              <m:r>
+                <m:rPr>
+                  <m:sty m:val="p"/>
+                </m:rPr>
+                <m:t>M</m:t>
+              </m:r>
+              <m:r>
+                <m:rPr>
+                  <m:sty m:val="p"/>
+                </m:rPr>
+                <m:t>n</m:t>
+              </m:r>
+              <m:sSubSup>
+                <m:e>
+                  <m:r>
+                    <m:rPr>
+                      <m:sty m:val="p"/>
+                    </m:rPr>
+                    <m:t>O</m:t>
+                  </m:r>
+                </m:e>
+                <m:sub>
+                  <m:r>
+                    <m:rPr>
+                      <m:sty m:val="p"/>
+                    </m:rPr>
+                    <m:t>4</m:t>
+                  </m:r>
+                </m:sub>
+                <m:sup>
+                  <m:r>
+                    <m:rPr>
+                      <m:sty m:val="p"/>
+                    </m:rPr>
+                    <m:t>−</m:t>
+                  </m:r>
+                </m:sup>
+              </m:sSubSup>
+              <m:r>
+                <m:rPr>
+                  <m:sty m:val="p"/>
+                </m:rPr>
+                <m:t>+</m:t>
+              </m:r>
+              <m:r>
+                <m:rPr>
+                  <m:sty m:val="p"/>
+                </m:rPr>
+                <m:t>5</m:t>
+              </m:r>
+              <m:r>
+                <m:rPr>
+                  <m:sty m:val="p"/>
+                </m:rPr>
+                <m:t>S</m:t>
+              </m:r>
+              <m:sSub>
+                <m:e>
+                  <m:r>
+                    <m:rPr>
+                      <m:sty m:val="p"/>
+                    </m:rPr>
+                    <m:t>O</m:t>
+                  </m:r>
+                </m:e>
+                <m:sub>
+                  <m:r>
+                    <m:rPr>
+                      <m:sty m:val="p"/>
+                    </m:rPr>
+                    <m:t>2</m:t>
+                  </m:r>
+                </m:sub>
+              </m:sSub>
+              <m:r>
+                <m:rPr>
+                  <m:sty m:val="p"/>
+                </m:rPr>
+                <m:t>+</m:t>
+              </m:r>
+              <m:r>
+                <m:rPr>
+                  <m:sty m:val="p"/>
+                </m:rPr>
+                <m:t>2</m:t>
+              </m:r>
+              <m:sSub>
+                <m:e>
+                  <m:r>
+                    <m:rPr>
+                      <m:sty m:val="p"/>
+                    </m:rPr>
+                    <m:t>H</m:t>
+                  </m:r>
+                </m:e>
+                <m:sub>
+                  <m:r>
+                    <m:rPr>
+                      <m:sty m:val="p"/>
+                    </m:rPr>
+                    <m:t>2</m:t>
+                  </m:r>
+                </m:sub>
+              </m:sSub>
+              <m:r>
+                <m:rPr>
+                  <m:sty m:val="p"/>
+                </m:rPr>
+                <m:t>O</m:t>
+              </m:r>
+              <m:r>
+                <m:rPr>
+                  <m:sty m:val="p"/>
+                </m:rPr>
+                <m:t>→</m:t>
+              </m:r>
+              <m:r>
+                <m:rPr>
+                  <m:sty m:val="p"/>
+                </m:rPr>
+                <m:t>2</m:t>
+              </m:r>
+              <m:r>
+                <m:rPr>
+                  <m:sty m:val="p"/>
+                </m:rPr>
+                <m:t>M</m:t>
+              </m:r>
+              <m:sSup>
+                <m:e>
+                  <m:r>
+                    <m:rPr>
+                      <m:sty m:val="p"/>
+                    </m:rPr>
+                    <m:t>n</m:t>
+                  </m:r>
+                </m:e>
+                <m:sup>
+                  <m:r>
+                    <m:rPr>
+                      <m:sty m:val="p"/>
+                    </m:rPr>
+                    <m:t>2</m:t>
+                  </m:r>
+                  <m:r>
+                    <m:rPr>
+                      <m:sty m:val="p"/>
+                    </m:rPr>
+                    <m:t>+</m:t>
+                  </m:r>
+                </m:sup>
+              </m:sSup>
+              <m:r>
+                <m:rPr>
+                  <m:sty m:val="p"/>
+                </m:rPr>
+                <m:t>+</m:t>
+              </m:r>
+              <m:r>
+                <m:rPr>
+                  <m:sty m:val="p"/>
+                </m:rPr>
+                <m:t>5</m:t>
+              </m:r>
+              <m:r>
+                <m:rPr>
+                  <m:sty m:val="p"/>
+                </m:rPr>
+                <m:t>S</m:t>
+              </m:r>
+              <m:sSubSup>
+                <m:e>
+                  <m:r>
+                    <m:rPr>
+                      <m:sty m:val="p"/>
+                    </m:rPr>
+                    <m:t>O</m:t>
+                  </m:r>
+                </m:e>
+                <m:sub>
+                  <m:r>
+                    <m:rPr>
+                      <m:sty m:val="p"/>
+                    </m:rPr>
+                    <m:t>4</m:t>
+                  </m:r>
+                </m:sub>
+                <m:sup>
+                  <m:r>
+                    <m:rPr>
+                      <m:sty m:val="p"/>
+                    </m:rPr>
+                    <m:t>2</m:t>
+                  </m:r>
+                  <m:r>
+                    <m:rPr>
+                      <m:sty m:val="p"/>
+                    </m:rPr>
+                    <m:t>−</m:t>
+                  </m:r>
+                </m:sup>
+              </m:sSubSup>
+              <m:r>
+                <m:rPr>
+                  <m:sty m:val="p"/>
+                </m:rPr>
+                <m:t>+</m:t>
+              </m:r>
+              <m:r>
+                <m:rPr>
+                  <m:sty m:val="p"/>
+                </m:rPr>
+                <m:t>4</m:t>
+              </m:r>
+              <m:sSup>
+                <m:e>
+                  <m:r>
+                    <m:rPr>
+                      <m:sty m:val="p"/>
+                    </m:rPr>
+                    <m:t>H</m:t>
+                  </m:r>
+                </m:e>
+                <m:sup>
+                  <m:r>
+                    <m:rPr>
+                      <m:sty m:val="p"/>
+                    </m:rPr>
+                    <m:t>+</m:t>
+                  </m:r>
+                </m:sup>
+              </m:sSup>
+            </m:e>
+            <m:e>
+              <m:r>
+                <m:t>&amp;</m:t>
+              </m:r>
+              <m:r>
+                <m:rPr>
+                  <m:sty m:val="p"/>
+                </m:rPr>
+                <m:t>M</m:t>
+              </m:r>
+              <m:sSup>
+                <m:e>
+                  <m:r>
+                    <m:rPr>
+                      <m:sty m:val="p"/>
+                    </m:rPr>
+                    <m:t>n</m:t>
+                  </m:r>
+                </m:e>
+                <m:sup>
+                  <m:r>
+                    <m:rPr>
+                      <m:sty m:val="p"/>
+                    </m:rPr>
+                    <m:t>2</m:t>
+                  </m:r>
+                  <m:r>
+                    <m:rPr>
+                      <m:sty m:val="p"/>
+                    </m:rPr>
+                    <m:t>+</m:t>
+                  </m:r>
+                </m:sup>
+              </m:sSup>
+              <m:r>
+                <m:rPr>
+                  <m:sty m:val="p"/>
+                </m:rPr>
+                <m:t>+</m:t>
+              </m:r>
+              <m:r>
+                <m:rPr>
+                  <m:sty m:val="p"/>
+                </m:rPr>
+                <m:t>2</m:t>
+              </m:r>
+              <m:r>
+                <m:rPr>
+                  <m:sty m:val="p"/>
+                </m:rPr>
+                <m:t>N</m:t>
+              </m:r>
+              <m:sSub>
+                <m:e>
+                  <m:r>
+                    <m:rPr>
+                      <m:sty m:val="p"/>
+                    </m:rPr>
+                    <m:t>H</m:t>
+                  </m:r>
+                </m:e>
+                <m:sub>
+                  <m:r>
+                    <m:rPr>
+                      <m:sty m:val="p"/>
+                    </m:rPr>
+                    <m:t>3</m:t>
+                  </m:r>
+                </m:sub>
+              </m:sSub>
+              <m:r>
+                <m:rPr>
+                  <m:sty m:val="p"/>
+                </m:rPr>
+                <m:t>⋅</m:t>
+              </m:r>
+              <m:sSub>
+                <m:e>
+                  <m:r>
+                    <m:rPr>
+                      <m:sty m:val="p"/>
+                    </m:rPr>
+                    <m:t>H</m:t>
+                  </m:r>
+                </m:e>
+                <m:sub>
+                  <m:r>
+                    <m:rPr>
+                      <m:sty m:val="p"/>
+                    </m:rPr>
+                    <m:t>2</m:t>
+                  </m:r>
+                </m:sub>
+              </m:sSub>
+              <m:r>
+                <m:rPr>
+                  <m:sty m:val="p"/>
+                </m:rPr>
+                <m:t>O</m:t>
+              </m:r>
+              <m:r>
+                <m:rPr>
+                  <m:sty m:val="p"/>
+                </m:rPr>
+                <m:t>→</m:t>
+              </m:r>
+              <m:r>
+                <m:rPr>
+                  <m:sty m:val="p"/>
+                </m:rPr>
+                <m:t>M</m:t>
+              </m:r>
+              <m:r>
+                <m:rPr>
+                  <m:sty m:val="p"/>
+                </m:rPr>
+                <m:t>n</m:t>
+              </m:r>
+              <m:r>
+                <m:rPr>
+                  <m:sty m:val="p"/>
+                </m:rPr>
+                <m:t>(</m:t>
+              </m:r>
+              <m:r>
+                <m:rPr>
+                  <m:sty m:val="p"/>
+                </m:rPr>
+                <m:t>O</m:t>
+              </m:r>
+              <m:r>
+                <m:rPr>
+                  <m:sty m:val="p"/>
+                </m:rPr>
+                <m:t>H</m:t>
+              </m:r>
+              <m:sSub>
+                <m:e>
+                  <m:r>
+                    <m:rPr>
+                      <m:sty m:val="p"/>
+                    </m:rPr>
+                    <m:t>)</m:t>
+                  </m:r>
+                </m:e>
+                <m:sub>
+                  <m:r>
+                    <m:rPr>
+                      <m:sty m:val="p"/>
+                    </m:rPr>
+                    <m:t>2</m:t>
+                  </m:r>
+                </m:sub>
+              </m:sSub>
+              <m:r>
+                <m:rPr>
+                  <m:sty m:val="p"/>
+                </m:rPr>
+                <m:t>↓</m:t>
+              </m:r>
+              <m:r>
+                <m:rPr>
+                  <m:sty m:val="p"/>
+                </m:rPr>
+                <m:t>+</m:t>
+              </m:r>
+              <m:r>
+                <m:rPr>
+                  <m:sty m:val="p"/>
+                </m:rPr>
+                <m:t>2</m:t>
+              </m:r>
+              <m:r>
+                <m:rPr>
+                  <m:sty m:val="p"/>
+                </m:rPr>
+                <m:t>N</m:t>
+              </m:r>
+              <m:sSubSup>
+                <m:e>
+                  <m:r>
+                    <m:rPr>
+                      <m:sty m:val="p"/>
+                    </m:rPr>
+                    <m:t>H</m:t>
+                  </m:r>
+                </m:e>
+                <m:sub>
+                  <m:r>
+                    <m:rPr>
+                      <m:sty m:val="p"/>
+                    </m:rPr>
+                    <m:t>4</m:t>
+                  </m:r>
+                </m:sub>
+                <m:sup>
+                  <m:r>
+                    <m:rPr>
+                      <m:sty m:val="p"/>
+                    </m:rPr>
+                    <m:t>+</m:t>
+                  </m:r>
+                </m:sup>
+              </m:sSubSup>
+            </m:e>
+            <m:e>
+              <m:r>
+                <m:t>&amp;</m:t>
+              </m:r>
+              <m:r>
+                <m:rPr>
+                  <m:sty m:val="p"/>
+                </m:rPr>
+                <m:t>C</m:t>
+              </m:r>
+              <m:sSup>
+                <m:e>
+                  <m:r>
+                    <m:rPr>
+                      <m:sty m:val="p"/>
+                    </m:rPr>
+                    <m:t>o</m:t>
+                  </m:r>
+                </m:e>
+                <m:sup>
+                  <m:r>
+                    <m:rPr>
+                      <m:sty m:val="p"/>
+                    </m:rPr>
+                    <m:t>2</m:t>
+                  </m:r>
+                  <m:r>
+                    <m:rPr>
+                      <m:sty m:val="p"/>
+                    </m:rPr>
+                    <m:t>+</m:t>
+                  </m:r>
+                </m:sup>
+              </m:sSup>
+              <m:r>
+                <m:rPr>
+                  <m:sty m:val="p"/>
+                </m:rPr>
+                <m:t>+</m:t>
+              </m:r>
+              <m:r>
+                <m:rPr>
+                  <m:sty m:val="p"/>
+                </m:rPr>
+                <m:t>6</m:t>
+              </m:r>
+              <m:r>
+                <m:rPr>
+                  <m:sty m:val="p"/>
+                </m:rPr>
+                <m:t>N</m:t>
+              </m:r>
+              <m:sSub>
+                <m:e>
+                  <m:r>
+                    <m:rPr>
+                      <m:sty m:val="p"/>
+                    </m:rPr>
+                    <m:t>H</m:t>
+                  </m:r>
+                </m:e>
+                <m:sub>
+                  <m:r>
+                    <m:rPr>
+                      <m:sty m:val="p"/>
+                    </m:rPr>
+                    <m:t>3</m:t>
+                  </m:r>
+                </m:sub>
+              </m:sSub>
+              <m:r>
+                <m:rPr>
+                  <m:sty m:val="p"/>
+                </m:rPr>
+                <m:t>⋅</m:t>
+              </m:r>
+              <m:sSub>
+                <m:e>
+                  <m:r>
+                    <m:rPr>
+                      <m:sty m:val="p"/>
+                    </m:rPr>
+                    <m:t>H</m:t>
+                  </m:r>
+                </m:e>
+                <m:sub>
+                  <m:r>
+                    <m:rPr>
+                      <m:sty m:val="p"/>
+                    </m:rPr>
+                    <m:t>2</m:t>
+                  </m:r>
+                </m:sub>
+              </m:sSub>
+              <m:r>
+                <m:rPr>
+                  <m:sty m:val="p"/>
+                </m:rPr>
+                <m:t>O</m:t>
+              </m:r>
+              <m:r>
+                <m:rPr>
+                  <m:sty m:val="p"/>
+                </m:rPr>
+                <m:t>→</m:t>
+              </m:r>
+              <m:r>
+                <m:rPr>
+                  <m:sty m:val="p"/>
+                </m:rPr>
+                <m:t>[</m:t>
+              </m:r>
+              <m:r>
+                <m:rPr>
+                  <m:sty m:val="p"/>
+                </m:rPr>
+                <m:t>C</m:t>
+              </m:r>
+              <m:r>
+                <m:rPr>
+                  <m:sty m:val="p"/>
+                </m:rPr>
+                <m:t>o</m:t>
+              </m:r>
+              <m:r>
+                <m:rPr>
+                  <m:sty m:val="p"/>
+                </m:rPr>
+                <m:t>(</m:t>
+              </m:r>
+              <m:r>
+                <m:rPr>
+                  <m:sty m:val="p"/>
+                </m:rPr>
+                <m:t>N</m:t>
+              </m:r>
+              <m:sSub>
+                <m:e>
+                  <m:r>
+                    <m:rPr>
+                      <m:sty m:val="p"/>
+                    </m:rPr>
+                    <m:t>H</m:t>
+                  </m:r>
+                </m:e>
+                <m:sub>
+                  <m:r>
+                    <m:rPr>
+                      <m:sty m:val="p"/>
+                    </m:rPr>
+                    <m:t>3</m:t>
+                  </m:r>
+                </m:sub>
+              </m:sSub>
+              <m:sSub>
+                <m:e>
+                  <m:r>
+                    <m:rPr>
+                      <m:sty m:val="p"/>
+                    </m:rPr>
+                    <m:t>)</m:t>
+                  </m:r>
+                </m:e>
+                <m:sub>
+                  <m:r>
+                    <m:rPr>
+                      <m:sty m:val="p"/>
+                    </m:rPr>
+                    <m:t>6</m:t>
+                  </m:r>
+                </m:sub>
+              </m:sSub>
+              <m:sSup>
+                <m:e>
+                  <m:r>
+                    <m:rPr>
+                      <m:sty m:val="p"/>
+                    </m:rPr>
+                    <m:t>]</m:t>
+                  </m:r>
+                </m:e>
+                <m:sup>
+                  <m:r>
+                    <m:rPr>
+                      <m:sty m:val="p"/>
+                    </m:rPr>
+                    <m:t>2</m:t>
+                  </m:r>
+                  <m:r>
+                    <m:rPr>
+                      <m:sty m:val="p"/>
+                    </m:rPr>
+                    <m:t>+</m:t>
+                  </m:r>
+                </m:sup>
+              </m:sSup>
+              <m:r>
+                <m:rPr>
+                  <m:sty m:val="p"/>
+                </m:rPr>
+                <m:t>+</m:t>
+              </m:r>
+              <m:r>
+                <m:rPr>
+                  <m:sty m:val="p"/>
+                </m:rPr>
+                <m:t>6</m:t>
+              </m:r>
+              <m:sSub>
+                <m:e>
+                  <m:r>
+                    <m:rPr>
+                      <m:sty m:val="p"/>
+                    </m:rPr>
+                    <m:t>H</m:t>
+                  </m:r>
+                </m:e>
+                <m:sub>
+                  <m:r>
+                    <m:rPr>
+                      <m:sty m:val="p"/>
+                    </m:rPr>
+                    <m:t>2</m:t>
+                  </m:r>
+                </m:sub>
+              </m:sSub>
+              <m:r>
+                <m:rPr>
+                  <m:sty m:val="p"/>
+                </m:rPr>
+                <m:t>O</m:t>
+              </m:r>
+            </m:e>
+            <m:e>
+              <m:r>
+                <m:t>&amp;</m:t>
+              </m:r>
+              <m:r>
+                <m:rPr>
+                  <m:sty m:val="p"/>
+                </m:rPr>
+                <m:t>M</m:t>
+              </m:r>
+              <m:r>
+                <m:rPr>
+                  <m:sty m:val="p"/>
+                </m:rPr>
+                <m:t>n</m:t>
+              </m:r>
+              <m:r>
+                <m:rPr>
+                  <m:sty m:val="p"/>
+                </m:rPr>
+                <m:t>(</m:t>
+              </m:r>
+              <m:r>
+                <m:rPr>
+                  <m:sty m:val="p"/>
+                </m:rPr>
+                <m:t>O</m:t>
+              </m:r>
+              <m:r>
+                <m:rPr>
+                  <m:sty m:val="p"/>
+                </m:rPr>
+                <m:t>H</m:t>
+              </m:r>
+              <m:sSub>
+                <m:e>
+                  <m:r>
+                    <m:rPr>
+                      <m:sty m:val="p"/>
+                    </m:rPr>
+                    <m:t>)</m:t>
+                  </m:r>
+                </m:e>
+                <m:sub>
+                  <m:r>
+                    <m:rPr>
+                      <m:sty m:val="p"/>
+                    </m:rPr>
+                    <m:t>2</m:t>
+                  </m:r>
+                </m:sub>
+              </m:sSub>
+              <m:r>
+                <m:rPr>
+                  <m:sty m:val="p"/>
+                </m:rPr>
+                <m:t>+</m:t>
+              </m:r>
+              <m:f>
+                <m:fPr>
+                  <m:type m:val="bar"/>
+                </m:fPr>
+                <m:num>
+                  <m:r>
+                    <m:rPr>
+                      <m:sty m:val="p"/>
+                    </m:rPr>
+                    <m:t>1</m:t>
+                  </m:r>
+                </m:num>
+                <m:den>
+                  <m:r>
+                    <m:rPr>
+                      <m:sty m:val="p"/>
+                    </m:rPr>
+                    <m:t>2</m:t>
+                  </m:r>
+                </m:den>
+              </m:f>
+              <m:sSub>
+                <m:e>
+                  <m:r>
+                    <m:rPr>
+                      <m:sty m:val="p"/>
+                    </m:rPr>
+                    <m:t>O</m:t>
+                  </m:r>
+                </m:e>
+                <m:sub>
+                  <m:r>
+                    <m:rPr>
+                      <m:sty m:val="p"/>
+                    </m:rPr>
+                    <m:t>2</m:t>
+                  </m:r>
+                </m:sub>
+              </m:sSub>
+              <m:r>
+                <m:rPr>
+                  <m:sty m:val="p"/>
+                </m:rPr>
+                <m:t>→</m:t>
+              </m:r>
+              <m:r>
+                <m:rPr>
+                  <m:sty m:val="p"/>
+                </m:rPr>
+                <m:t>M</m:t>
+              </m:r>
+              <m:r>
+                <m:rPr>
+                  <m:sty m:val="p"/>
+                </m:rPr>
+                <m:t>n</m:t>
+              </m:r>
+              <m:r>
+                <m:rPr>
+                  <m:sty m:val="p"/>
+                </m:rPr>
+                <m:t>O</m:t>
+              </m:r>
+              <m:r>
+                <m:rPr>
+                  <m:sty m:val="p"/>
+                </m:rPr>
+                <m:t>(</m:t>
+              </m:r>
+              <m:r>
+                <m:rPr>
+                  <m:sty m:val="p"/>
+                </m:rPr>
+                <m:t>O</m:t>
+              </m:r>
+              <m:r>
+                <m:rPr>
+                  <m:sty m:val="p"/>
+                </m:rPr>
+                <m:t>H</m:t>
+              </m:r>
+              <m:sSub>
+                <m:e>
+                  <m:r>
+                    <m:rPr>
+                      <m:sty m:val="p"/>
+                    </m:rPr>
+                    <m:t>)</m:t>
+                  </m:r>
+                </m:e>
+                <m:sub>
+                  <m:r>
+                    <m:rPr>
+                      <m:sty m:val="p"/>
+                    </m:rPr>
+                    <m:t>2</m:t>
+                  </m:r>
+                </m:sub>
+              </m:sSub>
+            </m:e>
+            <m:e>
+              <m:r>
+                <m:t>&amp;</m:t>
+              </m:r>
+              <m:r>
+                <m:rPr>
+                  <m:sty m:val="p"/>
+                </m:rPr>
+                <m:t>5</m:t>
+              </m:r>
+              <m:r>
+                <m:rPr>
+                  <m:sty m:val="p"/>
+                </m:rPr>
+                <m:t>C</m:t>
+              </m:r>
+              <m:r>
+                <m:rPr>
+                  <m:sty m:val="p"/>
+                </m:rPr>
+                <m:t>o</m:t>
+              </m:r>
+              <m:r>
+                <m:rPr>
+                  <m:sty m:val="p"/>
+                </m:rPr>
+                <m:t>(</m:t>
+              </m:r>
+              <m:r>
+                <m:rPr>
+                  <m:sty m:val="p"/>
+                </m:rPr>
+                <m:t>O</m:t>
+              </m:r>
+              <m:r>
+                <m:rPr>
+                  <m:sty m:val="p"/>
+                </m:rPr>
+                <m:t>H</m:t>
+              </m:r>
+              <m:sSub>
+                <m:e>
+                  <m:r>
+                    <m:rPr>
+                      <m:sty m:val="p"/>
+                    </m:rPr>
+                    <m:t>)</m:t>
+                  </m:r>
+                </m:e>
+                <m:sub>
+                  <m:r>
+                    <m:rPr>
+                      <m:sty m:val="p"/>
+                    </m:rPr>
+                    <m:t>3</m:t>
+                  </m:r>
+                </m:sub>
+              </m:sSub>
+              <m:r>
+                <m:rPr>
+                  <m:sty m:val="p"/>
+                </m:rPr>
+                <m:t>+</m:t>
+              </m:r>
+              <m:r>
+                <m:rPr>
+                  <m:sty m:val="p"/>
+                </m:rPr>
+                <m:t>M</m:t>
+              </m:r>
+              <m:r>
+                <m:rPr>
+                  <m:sty m:val="p"/>
+                </m:rPr>
+                <m:t>n</m:t>
+              </m:r>
+              <m:r>
+                <m:rPr>
+                  <m:sty m:val="p"/>
+                </m:rPr>
+                <m:t>(</m:t>
+              </m:r>
+              <m:r>
+                <m:rPr>
+                  <m:sty m:val="p"/>
+                </m:rPr>
+                <m:t>O</m:t>
+              </m:r>
+              <m:r>
+                <m:rPr>
+                  <m:sty m:val="p"/>
+                </m:rPr>
+                <m:t>H</m:t>
+              </m:r>
+              <m:sSub>
+                <m:e>
+                  <m:r>
+                    <m:rPr>
+                      <m:sty m:val="p"/>
+                    </m:rPr>
+                    <m:t>)</m:t>
+                  </m:r>
+                </m:e>
+                <m:sub>
+                  <m:r>
+                    <m:rPr>
+                      <m:sty m:val="p"/>
+                    </m:rPr>
+                    <m:t>2</m:t>
+                  </m:r>
+                </m:sub>
+              </m:sSub>
+              <m:r>
+                <m:rPr>
+                  <m:sty m:val="p"/>
+                </m:rPr>
+                <m:t>+</m:t>
+              </m:r>
+              <m:r>
+                <m:rPr>
+                  <m:sty m:val="p"/>
+                </m:rPr>
+                <m:t>9</m:t>
+              </m:r>
+              <m:sSup>
+                <m:e>
+                  <m:r>
+                    <m:rPr>
+                      <m:sty m:val="p"/>
+                    </m:rPr>
+                    <m:t>H</m:t>
+                  </m:r>
+                </m:e>
+                <m:sup>
+                  <m:r>
+                    <m:rPr>
+                      <m:sty m:val="p"/>
+                    </m:rPr>
+                    <m:t>+</m:t>
+                  </m:r>
+                </m:sup>
+              </m:sSup>
+              <m:r>
+                <m:rPr>
+                  <m:sty m:val="p"/>
+                </m:rPr>
+                <m:t>→</m:t>
+              </m:r>
+              <m:r>
+                <m:rPr>
+                  <m:sty m:val="p"/>
+                </m:rPr>
+                <m:t>M</m:t>
+              </m:r>
+              <m:r>
+                <m:rPr>
+                  <m:sty m:val="p"/>
+                </m:rPr>
+                <m:t>n</m:t>
+              </m:r>
+              <m:sSubSup>
+                <m:e>
+                  <m:r>
+                    <m:rPr>
+                      <m:sty m:val="p"/>
+                    </m:rPr>
+                    <m:t>O</m:t>
+                  </m:r>
+                </m:e>
+                <m:sub>
+                  <m:r>
+                    <m:rPr>
+                      <m:sty m:val="p"/>
+                    </m:rPr>
+                    <m:t>4</m:t>
+                  </m:r>
+                </m:sub>
+                <m:sup>
+                  <m:r>
+                    <m:rPr>
+                      <m:sty m:val="p"/>
+                    </m:rPr>
+                    <m:t>−</m:t>
+                  </m:r>
+                </m:sup>
+              </m:sSubSup>
+              <m:r>
+                <m:rPr>
+                  <m:sty m:val="p"/>
+                </m:rPr>
+                <m:t>+</m:t>
+              </m:r>
+              <m:r>
+                <m:rPr>
+                  <m:sty m:val="p"/>
+                </m:rPr>
+                <m:t>5</m:t>
+              </m:r>
+              <m:r>
+                <m:rPr>
+                  <m:sty m:val="p"/>
+                </m:rPr>
+                <m:t>C</m:t>
+              </m:r>
+              <m:sSup>
+                <m:e>
+                  <m:r>
+                    <m:rPr>
+                      <m:sty m:val="p"/>
+                    </m:rPr>
+                    <m:t>o</m:t>
+                  </m:r>
+                </m:e>
+                <m:sup>
+                  <m:r>
+                    <m:rPr>
+                      <m:sty m:val="p"/>
+                    </m:rPr>
+                    <m:t>2</m:t>
+                  </m:r>
+                  <m:r>
+                    <m:rPr>
+                      <m:sty m:val="p"/>
+                    </m:rPr>
+                    <m:t>+</m:t>
+                  </m:r>
+                </m:sup>
+              </m:sSup>
+              <m:r>
+                <m:rPr>
+                  <m:sty m:val="p"/>
+                </m:rPr>
+                <m:t>+</m:t>
+              </m:r>
+              <m:r>
+                <m:rPr>
+                  <m:sty m:val="p"/>
+                </m:rPr>
+                <m:t>13</m:t>
+              </m:r>
+              <m:sSub>
+                <m:e>
+                  <m:r>
+                    <m:rPr>
+                      <m:sty m:val="p"/>
+                    </m:rPr>
+                    <m:t>H</m:t>
+                  </m:r>
+                </m:e>
+                <m:sub>
+                  <m:r>
+                    <m:rPr>
+                      <m:sty m:val="p"/>
+                    </m:rPr>
+                    <m:t>2</m:t>
+                  </m:r>
+                </m:sub>
+              </m:sSub>
+              <m:r>
+                <m:rPr>
+                  <m:sty m:val="p"/>
+                </m:rPr>
+                <m:t>O</m:t>
+              </m:r>
+            </m:e>
+          </m:eqArr>
+        </m:oMath>
+      </m:oMathPara>
+    </w:p>
+    <w:p>
+      <w:pPr>
+        <w:spacing w:before="160" w:after="80"/>
+      </w:pPr>
+      <w:r>
+        <w:pict>
+          <v:rect style="width:0;height:1.5pt" o:hralign="center" o:hrstd="t" o:hr="t"/>
+        </w:pict>
+      </w:r>
+    </w:p>
+    <w:bookmarkEnd w:id="54"/>
+    <w:bookmarkStart w:id="67" w:name="铝镁合金组成计算第34届初赛"/>
+    <w:p>
+      <w:pPr>
+        <w:pStyle w:val="Heading2"/>
+        <w:spacing w:before="280" w:after="120"/>
+      </w:pPr>
+      <w:r>
+        <w:rPr>
+          <w:rFonts w:ascii="Times New Roman" w:hAnsi="Times New Roman" w:eastAsia="Times New Roman" w:cs="Times New Roman"/>
+        </w:rPr>
+        <w:t xml:space="preserve">1.27 </w:t>
+      </w:r>
+      <w:r>
+        <w:rPr>
+          <w:rFonts w:hint="eastAsia" w:ascii="Times New Roman" w:hAnsi="Times New Roman" w:eastAsia="SimHei" w:cs="Times New Roman"/>
+        </w:rPr>
+        <w:t>铝镁合金组成计算</w:t>
+      </w:r>
+      <w:r>
+        <w:rPr>
+          <w:rFonts w:hint="eastAsia" w:ascii="Times New Roman" w:hAnsi="Times New Roman" w:eastAsia="Times New Roman" w:cs="Times New Roman"/>
+        </w:rPr>
+        <w:t>（</w:t>
+      </w:r>
+      <w:r>
+        <w:rPr>
+          <w:rFonts w:hint="eastAsia" w:ascii="Times New Roman" w:hAnsi="Times New Roman" w:eastAsia="SimHei" w:cs="Times New Roman"/>
+        </w:rPr>
+        <w:t>第</w:t>
+      </w:r>
+      <w:r>
+        <w:rPr>
+          <w:rFonts w:hint="eastAsia" w:ascii="Times New Roman" w:hAnsi="Times New Roman" w:eastAsia="Times New Roman" w:cs="Times New Roman"/>
+        </w:rPr>
+        <w:t>34</w:t>
+      </w:r>
+      <w:r>
+        <w:rPr>
+          <w:rFonts w:hint="eastAsia" w:ascii="Times New Roman" w:hAnsi="Times New Roman" w:eastAsia="SimHei" w:cs="Times New Roman"/>
+        </w:rPr>
+        <w:t>届初赛</w:t>
+      </w:r>
+      <w:r>
+        <w:rPr>
+          <w:rFonts w:hint="eastAsia" w:ascii="Times New Roman" w:hAnsi="Times New Roman" w:eastAsia="Times New Roman" w:cs="Times New Roman"/>
+        </w:rPr>
+        <w:t>）</w:t>
+      </w:r>
+    </w:p>
+    <w:p>
+      <w:pPr>
+        <w:pStyle w:val="FirstParagraph"/>
+      </w:pPr>
+      <w:r>
+        <w:rPr>
+          <w:rFonts w:hint="eastAsia" w:ascii="Times New Roman" w:hAnsi="Times New Roman" w:eastAsia="FangSong" w:cs="Times New Roman"/>
+        </w:rPr>
+        <w:t>现有铝镁合金样品一份</w:t>
+      </w:r>
+      <w:r>
+        <w:rPr>
+          <w:rFonts w:hint="eastAsia" w:ascii="Times New Roman" w:hAnsi="Times New Roman" w:eastAsia="Times New Roman" w:cs="Times New Roman"/>
+        </w:rPr>
+        <w:t>，</w:t>
+      </w:r>
+      <w:r>
+        <w:rPr>
+          <w:rFonts w:hint="eastAsia" w:ascii="Times New Roman" w:hAnsi="Times New Roman" w:eastAsia="FangSong" w:cs="Times New Roman"/>
+        </w:rPr>
+        <w:t>称取</w:t>
+      </w:r>
+      <w:r>
+        <w:rPr>
+          <w:rFonts w:ascii="Times New Roman" w:hAnsi="Times New Roman" w:eastAsia="Times New Roman" w:cs="Times New Roman"/>
+        </w:rPr>
+        <w:t xml:space="preserve"> 2.56 g </w:t>
+      </w:r>
+      <w:r>
+        <w:rPr>
+          <w:rFonts w:hint="eastAsia" w:ascii="Times New Roman" w:hAnsi="Times New Roman" w:eastAsia="FangSong" w:cs="Times New Roman"/>
+        </w:rPr>
+        <w:t xml:space="preserve">样品溶于</w:t>
+      </w:r>
+      <w:r>
+        <w:rPr>
+          <w:rFonts w:ascii="Times New Roman" w:hAnsi="Times New Roman" w:eastAsia="Times New Roman" w:cs="Times New Roman"/>
+        </w:rPr>
+        <w:t xml:space="preserve"> HCl </w:t>
+      </w:r>
+      <w:r>
+        <w:rPr>
+          <w:rFonts w:hint="eastAsia" w:ascii="Times New Roman" w:hAnsi="Times New Roman" w:eastAsia="FangSong" w:cs="Times New Roman"/>
+        </w:rPr>
+        <w:t>溶液</w:t>
+      </w:r>
+      <w:r>
+        <w:rPr>
+          <w:rFonts w:hint="eastAsia" w:ascii="Times New Roman" w:hAnsi="Times New Roman" w:eastAsia="Times New Roman" w:cs="Times New Roman"/>
+        </w:rPr>
+        <w:t>，</w:t>
+      </w:r>
+      <w:r>
+        <w:rPr>
+          <w:rFonts w:hint="eastAsia" w:ascii="Times New Roman" w:hAnsi="Times New Roman" w:eastAsia="FangSong" w:cs="Times New Roman"/>
+        </w:rPr>
+        <w:t>产生</w:t>
+      </w:r>
+      <w:r>
+        <w:rPr>
+          <w:rFonts w:ascii="Times New Roman" w:hAnsi="Times New Roman" w:eastAsia="Times New Roman" w:cs="Times New Roman"/>
+        </w:rPr>
+        <w:t xml:space="preserve"> </w:t>
+      </w:r>
+      <m:oMath>
+        <m:oMathPr>
+          <m:ctrlPr>
+            <w:rPr>
+              <w:sz w:val="28"/>
+              <w:szCs w:val="28"/>
+            </w:rPr>
+          </m:ctrlPr>
+        </m:oMathPr>
+        <m:r>
           <m:t>2.80</m:t>
         </m:r>
         <m:r>
@@ -45859,18 +49549,18 @@
           <wp:inline>
             <wp:extent cx="3048000" cy="1778000"/>
             <wp:effectExtent b="0" l="0" r="0" t="0"/>
-            <wp:docPr descr="" title="" id="54" name="Picture"/>
+            <wp:docPr descr="" title="" id="56" name="Picture"/>
             <a:graphic>
               <a:graphicData uri="http://schemas.openxmlformats.org/drawingml/2006/picture">
                 <pic:pic>
                   <pic:nvPicPr>
-                    <pic:cNvPr descr="21343dea863926f8c0bc316c154d819dce384cf62d38752b4b0832361b3e7870.jpg" id="55" name="Picture"/>
+                    <pic:cNvPr descr="21343dea863926f8c0bc316c154d819dce384cf62d38752b4b0832361b3e7870.jpg" id="57" name="Picture"/>
                     <pic:cNvPicPr>
                       <a:picLocks noChangeArrowheads="1" noChangeAspect="1"/>
                     </pic:cNvPicPr>
                   </pic:nvPicPr>
                   <pic:blipFill>
-                    <a:blip r:embed="rId53"/>
+                    <a:blip r:embed="rId55"/>
                     <a:stretch>
                       <a:fillRect/>
                     </a:stretch>
@@ -45923,18 +49613,18 @@
           <wp:inline>
             <wp:extent cx="3600000" cy="1258163"/>
             <wp:effectExtent b="0" l="0" r="0" t="0"/>
-            <wp:docPr descr="" title="" id="57" name="Picture"/>
+            <wp:docPr descr="" title="" id="59" name="Picture"/>
             <a:graphic>
               <a:graphicData uri="http://schemas.openxmlformats.org/drawingml/2006/picture">
                 <pic:pic>
                   <pic:nvPicPr>
-                    <pic:cNvPr descr="c9c5ee22a62be472937a385f5d43eb637335095268d844affdd80e0987ed2a1a.jpg" id="58" name="Picture"/>
+                    <pic:cNvPr descr="c9c5ee22a62be472937a385f5d43eb637335095268d844affdd80e0987ed2a1a.jpg" id="60" name="Picture"/>
                     <pic:cNvPicPr>
                       <a:picLocks noChangeArrowheads="1" noChangeAspect="1"/>
                     </pic:cNvPicPr>
                   </pic:nvPicPr>
                   <pic:blipFill>
-                    <a:blip r:embed="rId56"/>
+                    <a:blip r:embed="rId58"/>
                     <a:stretch>
                       <a:fillRect/>
                     </a:stretch>
@@ -45987,18 +49677,18 @@
           <wp:inline>
             <wp:extent cx="3187700" cy="1143000"/>
             <wp:effectExtent b="0" l="0" r="0" t="0"/>
-            <wp:docPr descr="" title="" id="60" name="Picture"/>
+            <wp:docPr descr="" title="" id="62" name="Picture"/>
             <a:graphic>
               <a:graphicData uri="http://schemas.openxmlformats.org/drawingml/2006/picture">
                 <pic:pic>
                   <pic:nvPicPr>
-                    <pic:cNvPr descr="57cb92e87d4600a794b6d2c6750793a75001cf02eb0bcaeb6d6b74500b3780b8.jpg" id="61" name="Picture"/>
+                    <pic:cNvPr descr="57cb92e87d4600a794b6d2c6750793a75001cf02eb0bcaeb6d6b74500b3780b8.jpg" id="63" name="Picture"/>
                     <pic:cNvPicPr>
                       <a:picLocks noChangeArrowheads="1" noChangeAspect="1"/>
                     </pic:cNvPicPr>
                   </pic:nvPicPr>
                   <pic:blipFill>
-                    <a:blip r:embed="rId59"/>
+                    <a:blip r:embed="rId61"/>
                     <a:stretch>
                       <a:fillRect/>
                     </a:stretch>
@@ -46051,18 +49741,18 @@
           <wp:inline>
             <wp:extent cx="3600000" cy="1571967"/>
             <wp:effectExtent b="0" l="0" r="0" t="0"/>
-            <wp:docPr descr="" title="" id="63" name="Picture"/>
+            <wp:docPr descr="" title="" id="65" name="Picture"/>
             <a:graphic>
               <a:graphicData uri="http://schemas.openxmlformats.org/drawingml/2006/picture">
                 <pic:pic>
                   <pic:nvPicPr>
-                    <pic:cNvPr descr="d90a3c322e3e9d7b2c6f87f30febd3e9cb0bfd71420c424c9478c1101b08e454.jpg" id="64" name="Picture"/>
+                    <pic:cNvPr descr="d90a3c322e3e9d7b2c6f87f30febd3e9cb0bfd71420c424c9478c1101b08e454.jpg" id="66" name="Picture"/>
                     <pic:cNvPicPr>
                       <a:picLocks noChangeArrowheads="1" noChangeAspect="1"/>
                     </pic:cNvPicPr>
                   </pic:nvPicPr>
                   <pic:blipFill>
-                    <a:blip r:embed="rId62"/>
+                    <a:blip r:embed="rId64"/>
                     <a:stretch>
                       <a:fillRect/>
                     </a:stretch>
@@ -48424,8 +52114,8 @@
         </w:pict>
       </w:r>
     </w:p>
-    <w:bookmarkEnd w:id="65"/>
-    <w:bookmarkStart w:id="66" w:name="section"/>
+    <w:bookmarkEnd w:id="67"/>
+    <w:bookmarkStart w:id="68" w:name="section"/>
     <w:p>
       <w:pPr>
         <w:pStyle w:val="Heading2"/>
@@ -48435,7 +52125,7 @@
         <w:rPr>
           <w:rFonts w:ascii="Times New Roman" w:hAnsi="Times New Roman" w:eastAsia="Times New Roman" w:cs="Times New Roman"/>
         </w:rPr>
-        <w:t xml:space="preserve">1.26 02-27</w:t>
+        <w:t xml:space="preserve">1.28 02-27</w:t>
       </w:r>
     </w:p>
     <w:p>
@@ -49904,8 +53594,8 @@
         </w:pict>
       </w:r>
     </w:p>
-    <w:bookmarkEnd w:id="66"/>
-    <w:bookmarkEnd w:id="67"/>
+    <w:bookmarkEnd w:id="68"/>
+    <w:bookmarkEnd w:id="69"/>
     <w:sectPr>
       <w:footerReference w:type="default" r:id="rId9"/>
       <w:footnotePr>
@@ -50242,6 +53932,91 @@
       </w:pPr>
     </w:lvl>
   </w:abstractNum>
+  <w:abstractNum w:abstractNumId="99417">
+    <w:nsid w:val="00A99417"/>
+    <w:multiLevelType w:val="multilevel"/>
+    <w:lvl w:ilvl="0">
+      <w:start w:val="7"/>
+      <w:numFmt w:val="decimal"/>
+      <w:lvlText w:val="%1."/>
+      <w:lvlJc w:val="left"/>
+      <w:pPr>
+        <w:ind w:left="720" w:hanging="360"/>
+      </w:pPr>
+    </w:lvl>
+    <w:lvl w:ilvl="1">
+      <w:start w:val="7"/>
+      <w:numFmt w:val="decimal"/>
+      <w:lvlText w:val="%2."/>
+      <w:lvlJc w:val="left"/>
+      <w:pPr>
+        <w:ind w:left="1440" w:hanging="360"/>
+      </w:pPr>
+    </w:lvl>
+    <w:lvl w:ilvl="2">
+      <w:start w:val="7"/>
+      <w:numFmt w:val="decimal"/>
+      <w:lvlText w:val="%3."/>
+      <w:lvlJc w:val="left"/>
+      <w:pPr>
+        <w:ind w:left="2160" w:hanging="360"/>
+      </w:pPr>
+    </w:lvl>
+    <w:lvl w:ilvl="3">
+      <w:start w:val="7"/>
+      <w:numFmt w:val="decimal"/>
+      <w:lvlText w:val="%4."/>
+      <w:lvlJc w:val="left"/>
+      <w:pPr>
+        <w:ind w:left="2880" w:hanging="360"/>
+      </w:pPr>
+    </w:lvl>
+    <w:lvl w:ilvl="4">
+      <w:start w:val="7"/>
+      <w:numFmt w:val="decimal"/>
+      <w:lvlText w:val="%5."/>
+      <w:lvlJc w:val="left"/>
+      <w:pPr>
+        <w:ind w:left="3600" w:hanging="360"/>
+      </w:pPr>
+    </w:lvl>
+    <w:lvl w:ilvl="5">
+      <w:start w:val="7"/>
+      <w:numFmt w:val="decimal"/>
+      <w:lvlText w:val="%6."/>
+      <w:lvlJc w:val="left"/>
+      <w:pPr>
+        <w:ind w:left="4320" w:hanging="360"/>
+      </w:pPr>
+    </w:lvl>
+    <w:lvl w:ilvl="6">
+      <w:start w:val="7"/>
+      <w:numFmt w:val="decimal"/>
+      <w:lvlText w:val="%7."/>
+      <w:lvlJc w:val="left"/>
+      <w:pPr>
+        <w:ind w:left="5040" w:hanging="360"/>
+      </w:pPr>
+    </w:lvl>
+    <w:lvl w:ilvl="7">
+      <w:start w:val="7"/>
+      <w:numFmt w:val="decimal"/>
+      <w:lvlText w:val="%8."/>
+      <w:lvlJc w:val="left"/>
+      <w:pPr>
+        <w:ind w:left="5760" w:hanging="360"/>
+      </w:pPr>
+    </w:lvl>
+    <w:lvl w:ilvl="8">
+      <w:start w:val="7"/>
+      <w:numFmt w:val="decimal"/>
+      <w:lvlText w:val="%9."/>
+      <w:lvlJc w:val="left"/>
+      <w:pPr>
+        <w:ind w:left="6480" w:hanging="360"/>
+      </w:pPr>
+    </w:lvl>
+  </w:abstractNum>
   <w:num w:numId="1000">
     <w:abstractNumId w:val="990"/>
   </w:num>
@@ -50309,6 +54084,36 @@
     </w:lvlOverride>
   </w:num>
   <w:num w:numId="1004">
+    <w:abstractNumId w:val="99417"/>
+    <w:lvlOverride w:ilvl="0">
+      <w:startOverride w:val="7"/>
+    </w:lvlOverride>
+    <w:lvlOverride w:ilvl="1">
+      <w:startOverride w:val="7"/>
+    </w:lvlOverride>
+    <w:lvlOverride w:ilvl="2">
+      <w:startOverride w:val="7"/>
+    </w:lvlOverride>
+    <w:lvlOverride w:ilvl="3">
+      <w:startOverride w:val="7"/>
+    </w:lvlOverride>
+    <w:lvlOverride w:ilvl="4">
+      <w:startOverride w:val="7"/>
+    </w:lvlOverride>
+    <w:lvlOverride w:ilvl="5">
+      <w:startOverride w:val="7"/>
+    </w:lvlOverride>
+    <w:lvlOverride w:ilvl="6">
+      <w:startOverride w:val="7"/>
+    </w:lvlOverride>
+    <w:lvlOverride w:ilvl="7">
+      <w:startOverride w:val="7"/>
+    </w:lvlOverride>
+    <w:lvlOverride w:ilvl="8">
+      <w:startOverride w:val="7"/>
+    </w:lvlOverride>
+  </w:num>
+  <w:num w:numId="1005">
     <w:abstractNumId w:val="991"/>
   </w:num>
 </w:numbering>

--- a/00-首页/题组Word/习题书/教师版/第四篇-元素与分析/1-化学基础与计量.docx
+++ b/00-首页/题组Word/习题书/教师版/第四篇-元素与分析/1-化学基础与计量.docx
@@ -10721,7 +10721,7 @@
       </w:r>
     </w:p>
     <w:bookmarkEnd w:id="21"/>
-    <w:bookmarkStart w:id="22" w:name="一分册测试-ch10a-6-氯同位素分子与pcl5"/>
+    <w:bookmarkStart w:id="22" w:name="ch10a-6-氯同位素分子与pcl5"/>
     <w:p>
       <w:pPr>
         <w:pStyle w:val="Heading2"/>
@@ -10735,15 +10735,9 @@
       </w:r>
       <w:r>
         <w:rPr>
-          <w:rFonts w:hint="eastAsia" w:ascii="Times New Roman" w:hAnsi="Times New Roman" w:eastAsia="SimHei" w:cs="Times New Roman"/>
-        </w:rPr>
-        <w:t>一分册测试</w:t>
-      </w:r>
-      <w:r>
-        <w:rPr>
-          <w:rFonts w:hint="eastAsia" w:ascii="Times New Roman" w:hAnsi="Times New Roman" w:eastAsia="Times New Roman" w:cs="Times New Roman"/>
-        </w:rPr>
-        <w:t>-Ch10A-6-</w:t>
+          <w:rFonts w:hint="eastAsia" w:ascii="Times New Roman" w:hAnsi="Times New Roman" w:eastAsia="Times New Roman" w:cs="Times New Roman"/>
+        </w:rPr>
+        <w:t>Ch10A-6-</w:t>
       </w:r>
       <w:r>
         <w:rPr>
@@ -24844,7 +24838,7 @@
     </w:p>
     <w:bookmarkEnd w:id="39"/>
     <w:bookmarkEnd w:id="40"/>
-    <w:bookmarkStart w:id="41" w:name="一分册测试-ch6b-4-高溴酸根离子的核合成"/>
+    <w:bookmarkStart w:id="41" w:name="ch6b-4-高溴酸根离子的核合成"/>
     <w:p>
       <w:pPr>
         <w:pStyle w:val="Heading2"/>
@@ -24858,15 +24852,9 @@
       </w:r>
       <w:r>
         <w:rPr>
-          <w:rFonts w:hint="eastAsia" w:ascii="Times New Roman" w:hAnsi="Times New Roman" w:eastAsia="SimHei" w:cs="Times New Roman"/>
-        </w:rPr>
-        <w:t>一分册测试</w:t>
-      </w:r>
-      <w:r>
-        <w:rPr>
-          <w:rFonts w:hint="eastAsia" w:ascii="Times New Roman" w:hAnsi="Times New Roman" w:eastAsia="Times New Roman" w:cs="Times New Roman"/>
-        </w:rPr>
-        <w:t>-Ch6B-4-</w:t>
+          <w:rFonts w:hint="eastAsia" w:ascii="Times New Roman" w:hAnsi="Times New Roman" w:eastAsia="Times New Roman" w:cs="Times New Roman"/>
+        </w:rPr>
+        <w:t>Ch6B-4-</w:t>
       </w:r>
       <w:r>
         <w:rPr>
@@ -27534,7 +27522,7 @@
       </w:r>
     </w:p>
     <w:bookmarkEnd w:id="41"/>
-    <w:bookmarkStart w:id="42" w:name="一分册测试-ch6b-8-钍的氮化物th3n4与thn晶体"/>
+    <w:bookmarkStart w:id="42" w:name="ch6b-8-钍的氮化物th3n4与thn晶体"/>
     <w:p>
       <w:pPr>
         <w:pStyle w:val="Heading2"/>
@@ -27548,15 +27536,9 @@
       </w:r>
       <w:r>
         <w:rPr>
-          <w:rFonts w:hint="eastAsia" w:ascii="Times New Roman" w:hAnsi="Times New Roman" w:eastAsia="SimHei" w:cs="Times New Roman"/>
-        </w:rPr>
-        <w:t>一分册测试</w:t>
-      </w:r>
-      <w:r>
-        <w:rPr>
-          <w:rFonts w:hint="eastAsia" w:ascii="Times New Roman" w:hAnsi="Times New Roman" w:eastAsia="Times New Roman" w:cs="Times New Roman"/>
-        </w:rPr>
-        <w:t>-Ch6B-8-</w:t>
+          <w:rFonts w:hint="eastAsia" w:ascii="Times New Roman" w:hAnsi="Times New Roman" w:eastAsia="Times New Roman" w:cs="Times New Roman"/>
+        </w:rPr>
+        <w:t>Ch6B-8-</w:t>
       </w:r>
       <w:r>
         <w:rPr>
@@ -29803,7 +29785,7 @@
       </w:r>
     </w:p>
     <w:bookmarkEnd w:id="42"/>
-    <w:bookmarkStart w:id="49" w:name="一分册测试-ch9b-2-核裂变与铁配合物"/>
+    <w:bookmarkStart w:id="49" w:name="ch9b-2-核裂变与铁配合物"/>
     <w:p>
       <w:pPr>
         <w:pStyle w:val="Heading2"/>
@@ -29817,15 +29799,9 @@
       </w:r>
       <w:r>
         <w:rPr>
-          <w:rFonts w:hint="eastAsia" w:ascii="Times New Roman" w:hAnsi="Times New Roman" w:eastAsia="SimHei" w:cs="Times New Roman"/>
-        </w:rPr>
-        <w:t>一分册测试</w:t>
-      </w:r>
-      <w:r>
-        <w:rPr>
-          <w:rFonts w:hint="eastAsia" w:ascii="Times New Roman" w:hAnsi="Times New Roman" w:eastAsia="Times New Roman" w:cs="Times New Roman"/>
-        </w:rPr>
-        <w:t>-Ch9B-2-</w:t>
+          <w:rFonts w:hint="eastAsia" w:ascii="Times New Roman" w:hAnsi="Times New Roman" w:eastAsia="Times New Roman" w:cs="Times New Roman"/>
+        </w:rPr>
+        <w:t>Ch9B-2-</w:t>
       </w:r>
       <w:r>
         <w:rPr>
@@ -32932,7 +32908,7 @@
       </w:r>
     </w:p>
     <w:bookmarkEnd w:id="49"/>
-    <w:bookmarkStart w:id="50" w:name="化学能力测试-ch1a-6-独居石钍铀放射性年代"/>
+    <w:bookmarkStart w:id="50" w:name="ch1a-6-独居石钍铀放射性年代"/>
     <w:p>
       <w:pPr>
         <w:pStyle w:val="Heading2"/>
@@ -32946,15 +32922,9 @@
       </w:r>
       <w:r>
         <w:rPr>
-          <w:rFonts w:hint="eastAsia" w:ascii="Times New Roman" w:hAnsi="Times New Roman" w:eastAsia="SimHei" w:cs="Times New Roman"/>
-        </w:rPr>
-        <w:t>化学能力测试</w:t>
-      </w:r>
-      <w:r>
-        <w:rPr>
-          <w:rFonts w:hint="eastAsia" w:ascii="Times New Roman" w:hAnsi="Times New Roman" w:eastAsia="Times New Roman" w:cs="Times New Roman"/>
-        </w:rPr>
-        <w:t>-Ch1A-6-</w:t>
+          <w:rFonts w:hint="eastAsia" w:ascii="Times New Roman" w:hAnsi="Times New Roman" w:eastAsia="Times New Roman" w:cs="Times New Roman"/>
+        </w:rPr>
+        <w:t>Ch1A-6-</w:t>
       </w:r>
       <w:r>
         <w:rPr>
@@ -37910,7 +37880,7 @@
       </w:r>
     </w:p>
     <w:bookmarkEnd w:id="50"/>
-    <w:bookmarkStart w:id="51" w:name="化学能力测试-ch1a-10-铀同位素放射性系列"/>
+    <w:bookmarkStart w:id="51" w:name="ch1a-10-铀同位素放射性系列"/>
     <w:p>
       <w:pPr>
         <w:pStyle w:val="Heading2"/>
@@ -37924,15 +37894,9 @@
       </w:r>
       <w:r>
         <w:rPr>
-          <w:rFonts w:hint="eastAsia" w:ascii="Times New Roman" w:hAnsi="Times New Roman" w:eastAsia="SimHei" w:cs="Times New Roman"/>
-        </w:rPr>
-        <w:t>化学能力测试</w:t>
-      </w:r>
-      <w:r>
-        <w:rPr>
-          <w:rFonts w:hint="eastAsia" w:ascii="Times New Roman" w:hAnsi="Times New Roman" w:eastAsia="Times New Roman" w:cs="Times New Roman"/>
-        </w:rPr>
-        <w:t>-Ch1A-10-</w:t>
+          <w:rFonts w:hint="eastAsia" w:ascii="Times New Roman" w:hAnsi="Times New Roman" w:eastAsia="Times New Roman" w:cs="Times New Roman"/>
+        </w:rPr>
+        <w:t>Ch1A-10-</w:t>
       </w:r>
       <w:r>
         <w:rPr>
@@ -43044,7 +43008,7 @@
       </w:r>
     </w:p>
     <w:bookmarkEnd w:id="51"/>
-    <w:bookmarkStart w:id="52" w:name="化学能力测试-ch7b-2-有机酯铜盐饱和溶液"/>
+    <w:bookmarkStart w:id="52" w:name="ch7b-2-有机酯铜盐饱和溶液"/>
     <w:p>
       <w:pPr>
         <w:pStyle w:val="Heading2"/>
@@ -43058,15 +43022,9 @@
       </w:r>
       <w:r>
         <w:rPr>
-          <w:rFonts w:hint="eastAsia" w:ascii="Times New Roman" w:hAnsi="Times New Roman" w:eastAsia="SimHei" w:cs="Times New Roman"/>
-        </w:rPr>
-        <w:t>化学能力测试</w:t>
-      </w:r>
-      <w:r>
-        <w:rPr>
-          <w:rFonts w:hint="eastAsia" w:ascii="Times New Roman" w:hAnsi="Times New Roman" w:eastAsia="Times New Roman" w:cs="Times New Roman"/>
-        </w:rPr>
-        <w:t>-Ch7B-2-</w:t>
+          <w:rFonts w:hint="eastAsia" w:ascii="Times New Roman" w:hAnsi="Times New Roman" w:eastAsia="Times New Roman" w:cs="Times New Roman"/>
+        </w:rPr>
+        <w:t>Ch7B-2-</w:t>
       </w:r>
       <w:r>
         <w:rPr>
@@ -44705,7 +44663,7 @@
       </w:r>
     </w:p>
     <w:bookmarkEnd w:id="52"/>
-    <w:bookmarkStart w:id="53" w:name="化学能力测试-ch7b-4-盐溶液混合推断abxy"/>
+    <w:bookmarkStart w:id="53" w:name="ch7b-4-盐溶液混合推断abxy"/>
     <w:p>
       <w:pPr>
         <w:pStyle w:val="Heading2"/>
@@ -44719,15 +44677,9 @@
       </w:r>
       <w:r>
         <w:rPr>
-          <w:rFonts w:hint="eastAsia" w:ascii="Times New Roman" w:hAnsi="Times New Roman" w:eastAsia="SimHei" w:cs="Times New Roman"/>
-        </w:rPr>
-        <w:t>化学能力测试</w:t>
-      </w:r>
-      <w:r>
-        <w:rPr>
-          <w:rFonts w:hint="eastAsia" w:ascii="Times New Roman" w:hAnsi="Times New Roman" w:eastAsia="Times New Roman" w:cs="Times New Roman"/>
-        </w:rPr>
-        <w:t>-Ch7B-4-</w:t>
+          <w:rFonts w:hint="eastAsia" w:ascii="Times New Roman" w:hAnsi="Times New Roman" w:eastAsia="Times New Roman" w:cs="Times New Roman"/>
+        </w:rPr>
+        <w:t>Ch7B-4-</w:t>
       </w:r>
       <w:r>
         <w:rPr>
